--- a/src/test/resources/Evidencia Modelo.docx
+++ b/src/test/resources/Evidencia Modelo.docx
@@ -1,6 +1,6 @@
 
 <file path=word/document.xml><?xml version="1.0" encoding="utf-8"?>
-<w:document xmlns:wpc="http://schemas.microsoft.com/office/word/2010/wordprocessingCanvas" xmlns:cx="http://schemas.microsoft.com/office/drawing/2014/chartex" xmlns:cx1="http://schemas.microsoft.com/office/drawing/2015/9/8/chartex" xmlns:cx2="http://schemas.microsoft.com/office/drawing/2015/10/21/chartex" xmlns:cx3="http://schemas.microsoft.com/office/drawing/2016/5/9/chartex" xmlns:cx4="http://schemas.microsoft.com/office/drawing/2016/5/10/chartex" xmlns:cx5="http://schemas.microsoft.com/office/drawing/2016/5/11/chartex" xmlns:cx6="http://schemas.microsoft.com/office/drawing/2016/5/12/chartex" xmlns:cx7="http://schemas.microsoft.com/office/drawing/2016/5/13/chartex" xmlns:cx8="http://schemas.microsoft.com/office/drawing/2016/5/14/chartex" xmlns:mc="http://schemas.openxmlformats.org/markup-compatibility/2006" xmlns:aink="http://schemas.microsoft.com/office/drawing/2016/ink" xmlns:am3d="http://schemas.microsoft.com/office/drawing/2017/model3d" xmlns:o="urn:schemas-microsoft-com:office:office" xmlns:oel="http://schemas.microsoft.com/office/2019/extlst" xmlns:r="http://schemas.openxmlformats.org/officeDocument/2006/relationships" xmlns:m="http://schemas.openxmlformats.org/officeDocument/2006/math" xmlns:v="urn:schemas-microsoft-com:vml" xmlns:wp14="http://schemas.microsoft.com/office/word/2010/wordprocessingDrawing" xmlns:wp="http://schemas.openxmlformats.org/drawingml/2006/wordprocessingDrawing" xmlns:w10="urn:schemas-microsoft-com:office:word" xmlns:w="http://schemas.openxmlformats.org/wordprocessingml/2006/main" xmlns:w14="http://schemas.microsoft.com/office/word/2010/wordml" xmlns:w15="http://schemas.microsoft.com/office/word/2012/wordml" xmlns:w16cex="http://schemas.microsoft.com/office/word/2018/wordml/cex" xmlns:w16cid="http://schemas.microsoft.com/office/word/2016/wordml/cid" xmlns:w16="http://schemas.microsoft.com/office/word/2018/wordml" xmlns:w16du="http://schemas.microsoft.com/office/word/2023/wordml/word16du" xmlns:w16sdtdh="http://schemas.microsoft.com/office/word/2020/wordml/sdtdatahash" xmlns:w16se="http://schemas.microsoft.com/office/word/2015/wordml/symex" xmlns:wpg="http://schemas.microsoft.com/office/word/2010/wordprocessingGroup" xmlns:wpi="http://schemas.microsoft.com/office/word/2010/wordprocessingInk" xmlns:wne="http://schemas.microsoft.com/office/word/2006/wordml" xmlns:wps="http://schemas.microsoft.com/office/word/2010/wordprocessingShape" mc:Ignorable="w14 w15 w16se w16cid w16 w16cex w16sdtdh w16du wp14">
+<w:document xmlns:wpc="http://schemas.microsoft.com/office/word/2010/wordprocessingCanvas" xmlns:cx="http://schemas.microsoft.com/office/drawing/2014/chartex" xmlns:cx1="http://schemas.microsoft.com/office/drawing/2015/9/8/chartex" xmlns:cx2="http://schemas.microsoft.com/office/drawing/2015/10/21/chartex" xmlns:cx3="http://schemas.microsoft.com/office/drawing/2016/5/9/chartex" xmlns:cx4="http://schemas.microsoft.com/office/drawing/2016/5/10/chartex" xmlns:cx5="http://schemas.microsoft.com/office/drawing/2016/5/11/chartex" xmlns:cx6="http://schemas.microsoft.com/office/drawing/2016/5/12/chartex" xmlns:cx7="http://schemas.microsoft.com/office/drawing/2016/5/13/chartex" xmlns:cx8="http://schemas.microsoft.com/office/drawing/2016/5/14/chartex" xmlns:mc="http://schemas.openxmlformats.org/markup-compatibility/2006" xmlns:aink="http://schemas.microsoft.com/office/drawing/2016/ink" xmlns:am3d="http://schemas.microsoft.com/office/drawing/2017/model3d" xmlns:o="urn:schemas-microsoft-com:office:office" xmlns:oel="http://schemas.microsoft.com/office/2019/extlst" xmlns:r="http://schemas.openxmlformats.org/officeDocument/2006/relationships" xmlns:m="http://schemas.openxmlformats.org/officeDocument/2006/math" xmlns:v="urn:schemas-microsoft-com:vml" xmlns:wp14="http://schemas.microsoft.com/office/word/2010/wordprocessingDrawing" xmlns:wp="http://schemas.openxmlformats.org/drawingml/2006/wordprocessingDrawing" xmlns:w10="urn:schemas-microsoft-com:office:word" xmlns:w="http://schemas.openxmlformats.org/wordprocessingml/2006/main" xmlns:w14="http://schemas.microsoft.com/office/word/2010/wordml" xmlns:w15="http://schemas.microsoft.com/office/word/2012/wordml" xmlns:w16cex="http://schemas.microsoft.com/office/word/2018/wordml/cex" xmlns:w16cid="http://schemas.microsoft.com/office/word/2016/wordml/cid" xmlns:w16="http://schemas.microsoft.com/office/word/2018/wordml" xmlns:w16du="http://schemas.microsoft.com/office/word/2023/wordml/word16du" xmlns:w16sdtdh="http://schemas.microsoft.com/office/word/2020/wordml/sdtdatahash" xmlns:w16sdtfl="http://schemas.microsoft.com/office/word/2024/wordml/sdtformatlock" xmlns:w16se="http://schemas.microsoft.com/office/word/2015/wordml/symex" xmlns:wpg="http://schemas.microsoft.com/office/word/2010/wordprocessingGroup" xmlns:wpi="http://schemas.microsoft.com/office/word/2010/wordprocessingInk" xmlns:wne="http://schemas.microsoft.com/office/word/2006/wordml" xmlns:wps="http://schemas.microsoft.com/office/word/2010/wordprocessingShape" mc:Ignorable="w14 w15 w16se w16cid w16 w16cex w16sdtdh w16sdtfl w16du wp14">
   <w:body>
     <w:tbl>
       <w:tblPr>
@@ -1368,23 +1368,7 @@
           <w:rFonts w:ascii="Arial" w:hAnsi="Arial" w:cs="Arial"/>
           <w:b/>
         </w:rPr>
-        <w:t xml:space="preserve">Histórico do </w:t>
-      </w:r>
-      <w:proofErr w:type="spellStart"/>
-      <w:r>
-        <w:rPr>
-          <w:rFonts w:ascii="Arial" w:hAnsi="Arial" w:cs="Arial"/>
-          <w:b/>
-        </w:rPr>
-        <w:t>Template</w:t>
-      </w:r>
-      <w:proofErr w:type="spellEnd"/>
-      <w:r>
-        <w:rPr>
-          <w:rFonts w:ascii="Arial" w:hAnsi="Arial" w:cs="Arial"/>
-          <w:b/>
-        </w:rPr>
-        <w:t>:</w:t>
+        <w:t>Histórico do Template:</w:t>
       </w:r>
     </w:p>
     <w:p>
@@ -1513,7 +1497,31 @@
               <w:rPr>
                 <w:rFonts w:ascii="Arial" w:hAnsi="Arial" w:cs="Arial"/>
               </w:rPr>
-              <w:t>19/12/2014</w:t>
+              <w:t>09</w:t>
+            </w:r>
+            <w:r>
+              <w:rPr>
+                <w:rFonts w:ascii="Arial" w:hAnsi="Arial" w:cs="Arial"/>
+              </w:rPr>
+              <w:t>/</w:t>
+            </w:r>
+            <w:r>
+              <w:rPr>
+                <w:rFonts w:ascii="Arial" w:hAnsi="Arial" w:cs="Arial"/>
+              </w:rPr>
+              <w:t>06</w:t>
+            </w:r>
+            <w:r>
+              <w:rPr>
+                <w:rFonts w:ascii="Arial" w:hAnsi="Arial" w:cs="Arial"/>
+              </w:rPr>
+              <w:t>/20</w:t>
+            </w:r>
+            <w:r>
+              <w:rPr>
+                <w:rFonts w:ascii="Arial" w:hAnsi="Arial" w:cs="Arial"/>
+              </w:rPr>
+              <w:t>25</w:t>
             </w:r>
           </w:p>
         </w:tc>
@@ -1532,377 +1540,11 @@
                 <w:rFonts w:ascii="Arial" w:hAnsi="Arial" w:cs="Arial"/>
               </w:rPr>
               <w:t>Versão Inicial</w:t>
-            </w:r>
-          </w:p>
-        </w:tc>
-      </w:tr>
-      <w:tr>
-        <w:tc>
-          <w:tcPr>
-            <w:tcW w:w="993" w:type="dxa"/>
-          </w:tcPr>
-          <w:p>
-            <w:pPr>
-              <w:rPr>
-                <w:rFonts w:ascii="Arial" w:hAnsi="Arial" w:cs="Arial"/>
-              </w:rPr>
-            </w:pPr>
-            <w:r>
-              <w:rPr>
-                <w:rFonts w:ascii="Arial" w:hAnsi="Arial" w:cs="Arial"/>
-              </w:rPr>
-              <w:t>1.1</w:t>
-            </w:r>
-          </w:p>
-        </w:tc>
-        <w:tc>
-          <w:tcPr>
-            <w:tcW w:w="1701" w:type="dxa"/>
-          </w:tcPr>
-          <w:p>
-            <w:pPr>
-              <w:jc w:val="center"/>
-              <w:rPr>
-                <w:rFonts w:ascii="Arial" w:hAnsi="Arial" w:cs="Arial"/>
-              </w:rPr>
-            </w:pPr>
-            <w:r>
-              <w:rPr>
-                <w:rFonts w:ascii="Arial" w:hAnsi="Arial" w:cs="Arial"/>
-              </w:rPr>
-              <w:t>06/03/2015</w:t>
-            </w:r>
-          </w:p>
-        </w:tc>
-        <w:tc>
-          <w:tcPr>
-            <w:tcW w:w="7371" w:type="dxa"/>
-          </w:tcPr>
-          <w:p>
-            <w:pPr>
-              <w:rPr>
-                <w:rFonts w:ascii="Arial" w:hAnsi="Arial" w:cs="Arial"/>
-              </w:rPr>
-            </w:pPr>
-            <w:r>
-              <w:rPr>
-                <w:rFonts w:ascii="Arial" w:hAnsi="Arial" w:cs="Arial"/>
-              </w:rPr>
-              <w:t xml:space="preserve">Inclusão do Quadro de Histórico do </w:t>
-            </w:r>
-            <w:proofErr w:type="spellStart"/>
-            <w:r>
-              <w:rPr>
-                <w:rFonts w:ascii="Arial" w:hAnsi="Arial" w:cs="Arial"/>
-              </w:rPr>
-              <w:t>Template</w:t>
-            </w:r>
-            <w:proofErr w:type="spellEnd"/>
-            <w:r>
-              <w:rPr>
-                <w:rFonts w:ascii="Arial" w:hAnsi="Arial" w:cs="Arial"/>
-              </w:rPr>
-              <w:t xml:space="preserve"> </w:t>
-            </w:r>
-          </w:p>
-        </w:tc>
-      </w:tr>
-      <w:tr>
-        <w:trPr>
-          <w:trHeight w:val="50"/>
-        </w:trPr>
-        <w:tc>
-          <w:tcPr>
-            <w:tcW w:w="993" w:type="dxa"/>
-          </w:tcPr>
-          <w:p>
-            <w:pPr>
-              <w:rPr>
-                <w:rFonts w:ascii="Arial" w:hAnsi="Arial" w:cs="Arial"/>
-              </w:rPr>
-            </w:pPr>
-            <w:r>
-              <w:rPr>
-                <w:rFonts w:ascii="Arial" w:hAnsi="Arial" w:cs="Arial"/>
-              </w:rPr>
-              <w:t>1.2</w:t>
-            </w:r>
-          </w:p>
-        </w:tc>
-        <w:tc>
-          <w:tcPr>
-            <w:tcW w:w="1701" w:type="dxa"/>
-          </w:tcPr>
-          <w:p>
-            <w:pPr>
-              <w:jc w:val="center"/>
-              <w:rPr>
-                <w:rFonts w:ascii="Arial" w:hAnsi="Arial" w:cs="Arial"/>
-              </w:rPr>
-            </w:pPr>
-            <w:r>
-              <w:rPr>
-                <w:rFonts w:ascii="Arial" w:hAnsi="Arial" w:cs="Arial"/>
-              </w:rPr>
-              <w:t>27/08/2015</w:t>
-            </w:r>
-          </w:p>
-        </w:tc>
-        <w:tc>
-          <w:tcPr>
-            <w:tcW w:w="7371" w:type="dxa"/>
-          </w:tcPr>
-          <w:p>
-            <w:pPr>
-              <w:rPr>
-                <w:rFonts w:ascii="Arial" w:hAnsi="Arial" w:cs="Arial"/>
-              </w:rPr>
-            </w:pPr>
-            <w:r>
-              <w:rPr>
-                <w:rFonts w:ascii="Arial" w:hAnsi="Arial" w:cs="Arial"/>
-              </w:rPr>
-              <w:t>Inclusão das informações de confidencialidade</w:t>
-            </w:r>
-          </w:p>
-        </w:tc>
-      </w:tr>
-      <w:tr>
-        <w:tc>
-          <w:tcPr>
-            <w:tcW w:w="993" w:type="dxa"/>
-          </w:tcPr>
-          <w:p>
-            <w:pPr>
-              <w:rPr>
-                <w:rFonts w:ascii="Arial" w:hAnsi="Arial" w:cs="Arial"/>
-              </w:rPr>
-            </w:pPr>
-            <w:r>
-              <w:rPr>
-                <w:rFonts w:ascii="Arial" w:hAnsi="Arial" w:cs="Arial"/>
-              </w:rPr>
-              <w:t>1.3</w:t>
-            </w:r>
-          </w:p>
-        </w:tc>
-        <w:tc>
-          <w:tcPr>
-            <w:tcW w:w="1701" w:type="dxa"/>
-          </w:tcPr>
-          <w:p>
-            <w:pPr>
-              <w:jc w:val="center"/>
-              <w:rPr>
-                <w:rFonts w:ascii="Arial" w:hAnsi="Arial" w:cs="Arial"/>
-              </w:rPr>
-            </w:pPr>
-            <w:r>
-              <w:rPr>
-                <w:rFonts w:ascii="Arial" w:hAnsi="Arial" w:cs="Arial"/>
-              </w:rPr>
-              <w:t>25/09/2015</w:t>
-            </w:r>
-          </w:p>
-        </w:tc>
-        <w:tc>
-          <w:tcPr>
-            <w:tcW w:w="7371" w:type="dxa"/>
-          </w:tcPr>
-          <w:p>
-            <w:pPr>
-              <w:rPr>
-                <w:rFonts w:ascii="Arial" w:hAnsi="Arial" w:cs="Arial"/>
-              </w:rPr>
-            </w:pPr>
-            <w:r>
-              <w:rPr>
-                <w:rFonts w:ascii="Arial" w:hAnsi="Arial" w:cs="Arial"/>
-              </w:rPr>
-              <w:t>Alteração na instrução de preenchimento</w:t>
-            </w:r>
-          </w:p>
-        </w:tc>
-      </w:tr>
-      <w:tr>
-        <w:tc>
-          <w:tcPr>
-            <w:tcW w:w="993" w:type="dxa"/>
-          </w:tcPr>
-          <w:p>
-            <w:pPr>
-              <w:rPr>
-                <w:rFonts w:ascii="Arial" w:hAnsi="Arial" w:cs="Arial"/>
-              </w:rPr>
-            </w:pPr>
-            <w:r>
-              <w:rPr>
-                <w:rFonts w:ascii="Arial" w:hAnsi="Arial" w:cs="Arial"/>
-              </w:rPr>
-              <w:t>1.4</w:t>
-            </w:r>
-          </w:p>
-        </w:tc>
-        <w:tc>
-          <w:tcPr>
-            <w:tcW w:w="1701" w:type="dxa"/>
-          </w:tcPr>
-          <w:p>
-            <w:pPr>
-              <w:jc w:val="center"/>
-              <w:rPr>
-                <w:rFonts w:ascii="Arial" w:hAnsi="Arial" w:cs="Arial"/>
-              </w:rPr>
-            </w:pPr>
-            <w:r>
-              <w:rPr>
-                <w:rFonts w:ascii="Arial" w:hAnsi="Arial" w:cs="Arial"/>
-              </w:rPr>
-              <w:t>16/11/2015</w:t>
-            </w:r>
-          </w:p>
-        </w:tc>
-        <w:tc>
-          <w:tcPr>
-            <w:tcW w:w="7371" w:type="dxa"/>
-          </w:tcPr>
-          <w:p>
-            <w:pPr>
-              <w:rPr>
-                <w:rFonts w:ascii="Arial" w:hAnsi="Arial" w:cs="Arial"/>
-              </w:rPr>
-            </w:pPr>
-            <w:r>
-              <w:rPr>
-                <w:rFonts w:ascii="Arial" w:hAnsi="Arial" w:cs="Arial"/>
-              </w:rPr>
-              <w:t>Atualização de formatação</w:t>
-            </w:r>
-          </w:p>
-        </w:tc>
-      </w:tr>
-      <w:tr>
-        <w:tc>
-          <w:tcPr>
-            <w:tcW w:w="993" w:type="dxa"/>
-          </w:tcPr>
-          <w:p>
-            <w:pPr>
-              <w:rPr>
-                <w:rFonts w:ascii="Arial" w:hAnsi="Arial" w:cs="Arial"/>
-              </w:rPr>
-            </w:pPr>
-            <w:r>
-              <w:rPr>
-                <w:rFonts w:ascii="Arial" w:hAnsi="Arial" w:cs="Arial"/>
-              </w:rPr>
-              <w:t>1.5</w:t>
-            </w:r>
-          </w:p>
-        </w:tc>
-        <w:tc>
-          <w:tcPr>
-            <w:tcW w:w="1701" w:type="dxa"/>
-          </w:tcPr>
-          <w:p>
-            <w:pPr>
-              <w:jc w:val="center"/>
-              <w:rPr>
-                <w:rFonts w:ascii="Arial" w:hAnsi="Arial" w:cs="Arial"/>
-              </w:rPr>
-            </w:pPr>
-            <w:r>
-              <w:rPr>
-                <w:rFonts w:ascii="Arial" w:hAnsi="Arial" w:cs="Arial"/>
-              </w:rPr>
-              <w:t>18/04/2016</w:t>
-            </w:r>
-          </w:p>
-        </w:tc>
-        <w:tc>
-          <w:tcPr>
-            <w:tcW w:w="7371" w:type="dxa"/>
-          </w:tcPr>
-          <w:p>
-            <w:pPr>
-              <w:rPr>
-                <w:rFonts w:ascii="Arial" w:hAnsi="Arial" w:cs="Arial"/>
-              </w:rPr>
-            </w:pPr>
-            <w:r>
-              <w:rPr>
-                <w:rFonts w:ascii="Arial" w:hAnsi="Arial" w:cs="Arial"/>
-              </w:rPr>
-              <w:t>Unificação campos nome e número do Projeto</w:t>
-            </w:r>
-          </w:p>
-        </w:tc>
-      </w:tr>
-      <w:tr>
-        <w:tc>
-          <w:tcPr>
-            <w:tcW w:w="993" w:type="dxa"/>
-          </w:tcPr>
-          <w:p>
-            <w:pPr>
-              <w:rPr>
-                <w:rFonts w:ascii="Arial" w:hAnsi="Arial" w:cs="Arial"/>
-              </w:rPr>
-            </w:pPr>
-            <w:r>
-              <w:rPr>
-                <w:rFonts w:ascii="Arial" w:hAnsi="Arial" w:cs="Arial"/>
-              </w:rPr>
-              <w:t>1.6</w:t>
-            </w:r>
-          </w:p>
-        </w:tc>
-        <w:tc>
-          <w:tcPr>
-            <w:tcW w:w="1701" w:type="dxa"/>
-          </w:tcPr>
-          <w:p>
-            <w:pPr>
-              <w:jc w:val="center"/>
-              <w:rPr>
-                <w:rFonts w:ascii="Arial" w:hAnsi="Arial" w:cs="Arial"/>
-              </w:rPr>
-            </w:pPr>
-            <w:r>
-              <w:rPr>
-                <w:rFonts w:ascii="Arial" w:hAnsi="Arial" w:cs="Arial"/>
-              </w:rPr>
-              <w:t>04/01/2024</w:t>
-            </w:r>
-          </w:p>
-        </w:tc>
-        <w:tc>
-          <w:tcPr>
-            <w:tcW w:w="7371" w:type="dxa"/>
-          </w:tcPr>
-          <w:p>
-            <w:pPr>
-              <w:rPr>
-                <w:rFonts w:ascii="Arial" w:hAnsi="Arial" w:cs="Arial"/>
-              </w:rPr>
-            </w:pPr>
-            <w:r>
-              <w:rPr>
-                <w:rFonts w:ascii="Arial" w:hAnsi="Arial" w:cs="Arial"/>
-              </w:rPr>
-              <w:t>Alteração do logo 4Win</w:t>
             </w:r>
           </w:p>
         </w:tc>
       </w:tr>
     </w:tbl>
-    <w:p>
-      <w:pPr>
-        <w:rPr>
-          <w:rFonts w:ascii="Arial" w:hAnsi="Arial" w:cs="Arial"/>
-        </w:rPr>
-      </w:pPr>
-    </w:p>
     <w:p>
       <w:pPr>
         <w:rPr>
@@ -1922,7 +1564,7 @@
 </file>
 
 <file path=word/endnotes.xml><?xml version="1.0" encoding="utf-8"?>
-<w:endnotes xmlns:wpc="http://schemas.microsoft.com/office/word/2010/wordprocessingCanvas" xmlns:cx="http://schemas.microsoft.com/office/drawing/2014/chartex" xmlns:cx1="http://schemas.microsoft.com/office/drawing/2015/9/8/chartex" xmlns:cx2="http://schemas.microsoft.com/office/drawing/2015/10/21/chartex" xmlns:cx3="http://schemas.microsoft.com/office/drawing/2016/5/9/chartex" xmlns:cx4="http://schemas.microsoft.com/office/drawing/2016/5/10/chartex" xmlns:cx5="http://schemas.microsoft.com/office/drawing/2016/5/11/chartex" xmlns:cx6="http://schemas.microsoft.com/office/drawing/2016/5/12/chartex" xmlns:cx7="http://schemas.microsoft.com/office/drawing/2016/5/13/chartex" xmlns:cx8="http://schemas.microsoft.com/office/drawing/2016/5/14/chartex" xmlns:mc="http://schemas.openxmlformats.org/markup-compatibility/2006" xmlns:aink="http://schemas.microsoft.com/office/drawing/2016/ink" xmlns:am3d="http://schemas.microsoft.com/office/drawing/2017/model3d" xmlns:o="urn:schemas-microsoft-com:office:office" xmlns:oel="http://schemas.microsoft.com/office/2019/extlst" xmlns:r="http://schemas.openxmlformats.org/officeDocument/2006/relationships" xmlns:m="http://schemas.openxmlformats.org/officeDocument/2006/math" xmlns:v="urn:schemas-microsoft-com:vml" xmlns:wp14="http://schemas.microsoft.com/office/word/2010/wordprocessingDrawing" xmlns:wp="http://schemas.openxmlformats.org/drawingml/2006/wordprocessingDrawing" xmlns:w10="urn:schemas-microsoft-com:office:word" xmlns:w="http://schemas.openxmlformats.org/wordprocessingml/2006/main" xmlns:w14="http://schemas.microsoft.com/office/word/2010/wordml" xmlns:w15="http://schemas.microsoft.com/office/word/2012/wordml" xmlns:w16cex="http://schemas.microsoft.com/office/word/2018/wordml/cex" xmlns:w16cid="http://schemas.microsoft.com/office/word/2016/wordml/cid" xmlns:w16="http://schemas.microsoft.com/office/word/2018/wordml" xmlns:w16du="http://schemas.microsoft.com/office/word/2023/wordml/word16du" xmlns:w16sdtdh="http://schemas.microsoft.com/office/word/2020/wordml/sdtdatahash" xmlns:w16se="http://schemas.microsoft.com/office/word/2015/wordml/symex" xmlns:wpg="http://schemas.microsoft.com/office/word/2010/wordprocessingGroup" xmlns:wpi="http://schemas.microsoft.com/office/word/2010/wordprocessingInk" xmlns:wne="http://schemas.microsoft.com/office/word/2006/wordml" xmlns:wps="http://schemas.microsoft.com/office/word/2010/wordprocessingShape" mc:Ignorable="w14 w15 w16se w16cid w16 w16cex w16sdtdh w16du wp14">
+<w:endnotes xmlns:wpc="http://schemas.microsoft.com/office/word/2010/wordprocessingCanvas" xmlns:cx="http://schemas.microsoft.com/office/drawing/2014/chartex" xmlns:cx1="http://schemas.microsoft.com/office/drawing/2015/9/8/chartex" xmlns:cx2="http://schemas.microsoft.com/office/drawing/2015/10/21/chartex" xmlns:cx3="http://schemas.microsoft.com/office/drawing/2016/5/9/chartex" xmlns:cx4="http://schemas.microsoft.com/office/drawing/2016/5/10/chartex" xmlns:cx5="http://schemas.microsoft.com/office/drawing/2016/5/11/chartex" xmlns:cx6="http://schemas.microsoft.com/office/drawing/2016/5/12/chartex" xmlns:cx7="http://schemas.microsoft.com/office/drawing/2016/5/13/chartex" xmlns:cx8="http://schemas.microsoft.com/office/drawing/2016/5/14/chartex" xmlns:mc="http://schemas.openxmlformats.org/markup-compatibility/2006" xmlns:aink="http://schemas.microsoft.com/office/drawing/2016/ink" xmlns:am3d="http://schemas.microsoft.com/office/drawing/2017/model3d" xmlns:o="urn:schemas-microsoft-com:office:office" xmlns:oel="http://schemas.microsoft.com/office/2019/extlst" xmlns:r="http://schemas.openxmlformats.org/officeDocument/2006/relationships" xmlns:m="http://schemas.openxmlformats.org/officeDocument/2006/math" xmlns:v="urn:schemas-microsoft-com:vml" xmlns:wp14="http://schemas.microsoft.com/office/word/2010/wordprocessingDrawing" xmlns:wp="http://schemas.openxmlformats.org/drawingml/2006/wordprocessingDrawing" xmlns:w10="urn:schemas-microsoft-com:office:word" xmlns:w="http://schemas.openxmlformats.org/wordprocessingml/2006/main" xmlns:w14="http://schemas.microsoft.com/office/word/2010/wordml" xmlns:w15="http://schemas.microsoft.com/office/word/2012/wordml" xmlns:w16cex="http://schemas.microsoft.com/office/word/2018/wordml/cex" xmlns:w16cid="http://schemas.microsoft.com/office/word/2016/wordml/cid" xmlns:w16="http://schemas.microsoft.com/office/word/2018/wordml" xmlns:w16du="http://schemas.microsoft.com/office/word/2023/wordml/word16du" xmlns:w16sdtdh="http://schemas.microsoft.com/office/word/2020/wordml/sdtdatahash" xmlns:w16sdtfl="http://schemas.microsoft.com/office/word/2024/wordml/sdtformatlock" xmlns:w16se="http://schemas.microsoft.com/office/word/2015/wordml/symex" xmlns:wpg="http://schemas.microsoft.com/office/word/2010/wordprocessingGroup" xmlns:wpi="http://schemas.microsoft.com/office/word/2010/wordprocessingInk" xmlns:wne="http://schemas.microsoft.com/office/word/2006/wordml" xmlns:wps="http://schemas.microsoft.com/office/word/2010/wordprocessingShape" mc:Ignorable="w14 w15 w16se w16cid w16 w16cex w16sdtdh w16sdtfl w16du wp14">
   <w:endnote w:type="separator" w:id="-1">
     <w:p>
       <w:r>
@@ -1944,7 +1586,7 @@
 </file>
 
 <file path=word/footer1.xml><?xml version="1.0" encoding="utf-8"?>
-<w:ftr xmlns:wpc="http://schemas.microsoft.com/office/word/2010/wordprocessingCanvas" xmlns:cx="http://schemas.microsoft.com/office/drawing/2014/chartex" xmlns:cx1="http://schemas.microsoft.com/office/drawing/2015/9/8/chartex" xmlns:cx2="http://schemas.microsoft.com/office/drawing/2015/10/21/chartex" xmlns:cx3="http://schemas.microsoft.com/office/drawing/2016/5/9/chartex" xmlns:cx4="http://schemas.microsoft.com/office/drawing/2016/5/10/chartex" xmlns:cx5="http://schemas.microsoft.com/office/drawing/2016/5/11/chartex" xmlns:cx6="http://schemas.microsoft.com/office/drawing/2016/5/12/chartex" xmlns:cx7="http://schemas.microsoft.com/office/drawing/2016/5/13/chartex" xmlns:cx8="http://schemas.microsoft.com/office/drawing/2016/5/14/chartex" xmlns:mc="http://schemas.openxmlformats.org/markup-compatibility/2006" xmlns:aink="http://schemas.microsoft.com/office/drawing/2016/ink" xmlns:am3d="http://schemas.microsoft.com/office/drawing/2017/model3d" xmlns:o="urn:schemas-microsoft-com:office:office" xmlns:oel="http://schemas.microsoft.com/office/2019/extlst" xmlns:r="http://schemas.openxmlformats.org/officeDocument/2006/relationships" xmlns:m="http://schemas.openxmlformats.org/officeDocument/2006/math" xmlns:v="urn:schemas-microsoft-com:vml" xmlns:wp14="http://schemas.microsoft.com/office/word/2010/wordprocessingDrawing" xmlns:wp="http://schemas.openxmlformats.org/drawingml/2006/wordprocessingDrawing" xmlns:w10="urn:schemas-microsoft-com:office:word" xmlns:w="http://schemas.openxmlformats.org/wordprocessingml/2006/main" xmlns:w14="http://schemas.microsoft.com/office/word/2010/wordml" xmlns:w15="http://schemas.microsoft.com/office/word/2012/wordml" xmlns:w16cex="http://schemas.microsoft.com/office/word/2018/wordml/cex" xmlns:w16cid="http://schemas.microsoft.com/office/word/2016/wordml/cid" xmlns:w16="http://schemas.microsoft.com/office/word/2018/wordml" xmlns:w16du="http://schemas.microsoft.com/office/word/2023/wordml/word16du" xmlns:w16sdtdh="http://schemas.microsoft.com/office/word/2020/wordml/sdtdatahash" xmlns:w16se="http://schemas.microsoft.com/office/word/2015/wordml/symex" xmlns:wpg="http://schemas.microsoft.com/office/word/2010/wordprocessingGroup" xmlns:wpi="http://schemas.microsoft.com/office/word/2010/wordprocessingInk" xmlns:wne="http://schemas.microsoft.com/office/word/2006/wordml" xmlns:wps="http://schemas.microsoft.com/office/word/2010/wordprocessingShape" mc:Ignorable="w14 w15 w16se w16cid w16 w16cex w16sdtdh w16du wp14">
+<w:ftr xmlns:wpc="http://schemas.microsoft.com/office/word/2010/wordprocessingCanvas" xmlns:cx="http://schemas.microsoft.com/office/drawing/2014/chartex" xmlns:cx1="http://schemas.microsoft.com/office/drawing/2015/9/8/chartex" xmlns:cx2="http://schemas.microsoft.com/office/drawing/2015/10/21/chartex" xmlns:cx3="http://schemas.microsoft.com/office/drawing/2016/5/9/chartex" xmlns:cx4="http://schemas.microsoft.com/office/drawing/2016/5/10/chartex" xmlns:cx5="http://schemas.microsoft.com/office/drawing/2016/5/11/chartex" xmlns:cx6="http://schemas.microsoft.com/office/drawing/2016/5/12/chartex" xmlns:cx7="http://schemas.microsoft.com/office/drawing/2016/5/13/chartex" xmlns:cx8="http://schemas.microsoft.com/office/drawing/2016/5/14/chartex" xmlns:mc="http://schemas.openxmlformats.org/markup-compatibility/2006" xmlns:aink="http://schemas.microsoft.com/office/drawing/2016/ink" xmlns:am3d="http://schemas.microsoft.com/office/drawing/2017/model3d" xmlns:o="urn:schemas-microsoft-com:office:office" xmlns:oel="http://schemas.microsoft.com/office/2019/extlst" xmlns:r="http://schemas.openxmlformats.org/officeDocument/2006/relationships" xmlns:m="http://schemas.openxmlformats.org/officeDocument/2006/math" xmlns:v="urn:schemas-microsoft-com:vml" xmlns:wp14="http://schemas.microsoft.com/office/word/2010/wordprocessingDrawing" xmlns:wp="http://schemas.openxmlformats.org/drawingml/2006/wordprocessingDrawing" xmlns:w10="urn:schemas-microsoft-com:office:word" xmlns:w="http://schemas.openxmlformats.org/wordprocessingml/2006/main" xmlns:w14="http://schemas.microsoft.com/office/word/2010/wordml" xmlns:w15="http://schemas.microsoft.com/office/word/2012/wordml" xmlns:w16cex="http://schemas.microsoft.com/office/word/2018/wordml/cex" xmlns:w16cid="http://schemas.microsoft.com/office/word/2016/wordml/cid" xmlns:w16="http://schemas.microsoft.com/office/word/2018/wordml" xmlns:w16du="http://schemas.microsoft.com/office/word/2023/wordml/word16du" xmlns:w16sdtdh="http://schemas.microsoft.com/office/word/2020/wordml/sdtdatahash" xmlns:w16sdtfl="http://schemas.microsoft.com/office/word/2024/wordml/sdtformatlock" xmlns:w16se="http://schemas.microsoft.com/office/word/2015/wordml/symex" xmlns:wpg="http://schemas.microsoft.com/office/word/2010/wordprocessingGroup" xmlns:wpi="http://schemas.microsoft.com/office/word/2010/wordprocessingInk" xmlns:wne="http://schemas.microsoft.com/office/word/2006/wordml" xmlns:wps="http://schemas.microsoft.com/office/word/2010/wordprocessingShape" mc:Ignorable="w14 w15 w16se w16cid w16 w16cex w16sdtdh w16sdtfl w16du wp14">
   <w:p>
     <w:pPr>
       <w:pStyle w:val="Rodap"/>
@@ -2078,7 +1720,47 @@
         <w:sz w:val="16"/>
         <w:szCs w:val="16"/>
       </w:rPr>
-      <w:t>04/01/2024</w:t>
+      <w:t>09</w:t>
+    </w:r>
+    <w:r>
+      <w:rPr>
+        <w:rFonts w:ascii="Arial" w:hAnsi="Arial" w:cs="Arial"/>
+        <w:snapToGrid w:val="0"/>
+        <w:color w:val="000000"/>
+        <w:sz w:val="16"/>
+        <w:szCs w:val="16"/>
+      </w:rPr>
+      <w:t>/</w:t>
+    </w:r>
+    <w:r>
+      <w:rPr>
+        <w:rFonts w:ascii="Arial" w:hAnsi="Arial" w:cs="Arial"/>
+        <w:snapToGrid w:val="0"/>
+        <w:color w:val="000000"/>
+        <w:sz w:val="16"/>
+        <w:szCs w:val="16"/>
+      </w:rPr>
+      <w:t>06</w:t>
+    </w:r>
+    <w:r>
+      <w:rPr>
+        <w:rFonts w:ascii="Arial" w:hAnsi="Arial" w:cs="Arial"/>
+        <w:snapToGrid w:val="0"/>
+        <w:color w:val="000000"/>
+        <w:sz w:val="16"/>
+        <w:szCs w:val="16"/>
+      </w:rPr>
+      <w:t>/202</w:t>
+    </w:r>
+    <w:r>
+      <w:rPr>
+        <w:rFonts w:ascii="Arial" w:hAnsi="Arial" w:cs="Arial"/>
+        <w:snapToGrid w:val="0"/>
+        <w:color w:val="000000"/>
+        <w:sz w:val="16"/>
+        <w:szCs w:val="16"/>
+      </w:rPr>
+      <w:t>5</w:t>
     </w:r>
     <w:r>
       <w:rPr>
@@ -2227,7 +1909,7 @@
 </file>
 
 <file path=word/footnotes.xml><?xml version="1.0" encoding="utf-8"?>
-<w:footnotes xmlns:wpc="http://schemas.microsoft.com/office/word/2010/wordprocessingCanvas" xmlns:cx="http://schemas.microsoft.com/office/drawing/2014/chartex" xmlns:cx1="http://schemas.microsoft.com/office/drawing/2015/9/8/chartex" xmlns:cx2="http://schemas.microsoft.com/office/drawing/2015/10/21/chartex" xmlns:cx3="http://schemas.microsoft.com/office/drawing/2016/5/9/chartex" xmlns:cx4="http://schemas.microsoft.com/office/drawing/2016/5/10/chartex" xmlns:cx5="http://schemas.microsoft.com/office/drawing/2016/5/11/chartex" xmlns:cx6="http://schemas.microsoft.com/office/drawing/2016/5/12/chartex" xmlns:cx7="http://schemas.microsoft.com/office/drawing/2016/5/13/chartex" xmlns:cx8="http://schemas.microsoft.com/office/drawing/2016/5/14/chartex" xmlns:mc="http://schemas.openxmlformats.org/markup-compatibility/2006" xmlns:aink="http://schemas.microsoft.com/office/drawing/2016/ink" xmlns:am3d="http://schemas.microsoft.com/office/drawing/2017/model3d" xmlns:o="urn:schemas-microsoft-com:office:office" xmlns:oel="http://schemas.microsoft.com/office/2019/extlst" xmlns:r="http://schemas.openxmlformats.org/officeDocument/2006/relationships" xmlns:m="http://schemas.openxmlformats.org/officeDocument/2006/math" xmlns:v="urn:schemas-microsoft-com:vml" xmlns:wp14="http://schemas.microsoft.com/office/word/2010/wordprocessingDrawing" xmlns:wp="http://schemas.openxmlformats.org/drawingml/2006/wordprocessingDrawing" xmlns:w10="urn:schemas-microsoft-com:office:word" xmlns:w="http://schemas.openxmlformats.org/wordprocessingml/2006/main" xmlns:w14="http://schemas.microsoft.com/office/word/2010/wordml" xmlns:w15="http://schemas.microsoft.com/office/word/2012/wordml" xmlns:w16cex="http://schemas.microsoft.com/office/word/2018/wordml/cex" xmlns:w16cid="http://schemas.microsoft.com/office/word/2016/wordml/cid" xmlns:w16="http://schemas.microsoft.com/office/word/2018/wordml" xmlns:w16du="http://schemas.microsoft.com/office/word/2023/wordml/word16du" xmlns:w16sdtdh="http://schemas.microsoft.com/office/word/2020/wordml/sdtdatahash" xmlns:w16se="http://schemas.microsoft.com/office/word/2015/wordml/symex" xmlns:wpg="http://schemas.microsoft.com/office/word/2010/wordprocessingGroup" xmlns:wpi="http://schemas.microsoft.com/office/word/2010/wordprocessingInk" xmlns:wne="http://schemas.microsoft.com/office/word/2006/wordml" xmlns:wps="http://schemas.microsoft.com/office/word/2010/wordprocessingShape" mc:Ignorable="w14 w15 w16se w16cid w16 w16cex w16sdtdh w16du wp14">
+<w:footnotes xmlns:wpc="http://schemas.microsoft.com/office/word/2010/wordprocessingCanvas" xmlns:cx="http://schemas.microsoft.com/office/drawing/2014/chartex" xmlns:cx1="http://schemas.microsoft.com/office/drawing/2015/9/8/chartex" xmlns:cx2="http://schemas.microsoft.com/office/drawing/2015/10/21/chartex" xmlns:cx3="http://schemas.microsoft.com/office/drawing/2016/5/9/chartex" xmlns:cx4="http://schemas.microsoft.com/office/drawing/2016/5/10/chartex" xmlns:cx5="http://schemas.microsoft.com/office/drawing/2016/5/11/chartex" xmlns:cx6="http://schemas.microsoft.com/office/drawing/2016/5/12/chartex" xmlns:cx7="http://schemas.microsoft.com/office/drawing/2016/5/13/chartex" xmlns:cx8="http://schemas.microsoft.com/office/drawing/2016/5/14/chartex" xmlns:mc="http://schemas.openxmlformats.org/markup-compatibility/2006" xmlns:aink="http://schemas.microsoft.com/office/drawing/2016/ink" xmlns:am3d="http://schemas.microsoft.com/office/drawing/2017/model3d" xmlns:o="urn:schemas-microsoft-com:office:office" xmlns:oel="http://schemas.microsoft.com/office/2019/extlst" xmlns:r="http://schemas.openxmlformats.org/officeDocument/2006/relationships" xmlns:m="http://schemas.openxmlformats.org/officeDocument/2006/math" xmlns:v="urn:schemas-microsoft-com:vml" xmlns:wp14="http://schemas.microsoft.com/office/word/2010/wordprocessingDrawing" xmlns:wp="http://schemas.openxmlformats.org/drawingml/2006/wordprocessingDrawing" xmlns:w10="urn:schemas-microsoft-com:office:word" xmlns:w="http://schemas.openxmlformats.org/wordprocessingml/2006/main" xmlns:w14="http://schemas.microsoft.com/office/word/2010/wordml" xmlns:w15="http://schemas.microsoft.com/office/word/2012/wordml" xmlns:w16cex="http://schemas.microsoft.com/office/word/2018/wordml/cex" xmlns:w16cid="http://schemas.microsoft.com/office/word/2016/wordml/cid" xmlns:w16="http://schemas.microsoft.com/office/word/2018/wordml" xmlns:w16du="http://schemas.microsoft.com/office/word/2023/wordml/word16du" xmlns:w16sdtdh="http://schemas.microsoft.com/office/word/2020/wordml/sdtdatahash" xmlns:w16sdtfl="http://schemas.microsoft.com/office/word/2024/wordml/sdtformatlock" xmlns:w16se="http://schemas.microsoft.com/office/word/2015/wordml/symex" xmlns:wpg="http://schemas.microsoft.com/office/word/2010/wordprocessingGroup" xmlns:wpi="http://schemas.microsoft.com/office/word/2010/wordprocessingInk" xmlns:wne="http://schemas.microsoft.com/office/word/2006/wordml" xmlns:wps="http://schemas.microsoft.com/office/word/2010/wordprocessingShape" mc:Ignorable="w14 w15 w16se w16cid w16 w16cex w16sdtdh w16sdtfl w16du wp14">
   <w:footnote w:type="separator" w:id="-1">
     <w:p>
       <w:r>
@@ -2249,7 +1931,7 @@
 </file>
 
 <file path=word/header1.xml><?xml version="1.0" encoding="utf-8"?>
-<w:hdr xmlns:wpc="http://schemas.microsoft.com/office/word/2010/wordprocessingCanvas" xmlns:cx="http://schemas.microsoft.com/office/drawing/2014/chartex" xmlns:cx1="http://schemas.microsoft.com/office/drawing/2015/9/8/chartex" xmlns:cx2="http://schemas.microsoft.com/office/drawing/2015/10/21/chartex" xmlns:cx3="http://schemas.microsoft.com/office/drawing/2016/5/9/chartex" xmlns:cx4="http://schemas.microsoft.com/office/drawing/2016/5/10/chartex" xmlns:cx5="http://schemas.microsoft.com/office/drawing/2016/5/11/chartex" xmlns:cx6="http://schemas.microsoft.com/office/drawing/2016/5/12/chartex" xmlns:cx7="http://schemas.microsoft.com/office/drawing/2016/5/13/chartex" xmlns:cx8="http://schemas.microsoft.com/office/drawing/2016/5/14/chartex" xmlns:mc="http://schemas.openxmlformats.org/markup-compatibility/2006" xmlns:aink="http://schemas.microsoft.com/office/drawing/2016/ink" xmlns:am3d="http://schemas.microsoft.com/office/drawing/2017/model3d" xmlns:o="urn:schemas-microsoft-com:office:office" xmlns:oel="http://schemas.microsoft.com/office/2019/extlst" xmlns:r="http://schemas.openxmlformats.org/officeDocument/2006/relationships" xmlns:m="http://schemas.openxmlformats.org/officeDocument/2006/math" xmlns:v="urn:schemas-microsoft-com:vml" xmlns:wp14="http://schemas.microsoft.com/office/word/2010/wordprocessingDrawing" xmlns:wp="http://schemas.openxmlformats.org/drawingml/2006/wordprocessingDrawing" xmlns:w10="urn:schemas-microsoft-com:office:word" xmlns:w="http://schemas.openxmlformats.org/wordprocessingml/2006/main" xmlns:w14="http://schemas.microsoft.com/office/word/2010/wordml" xmlns:w15="http://schemas.microsoft.com/office/word/2012/wordml" xmlns:w16cex="http://schemas.microsoft.com/office/word/2018/wordml/cex" xmlns:w16cid="http://schemas.microsoft.com/office/word/2016/wordml/cid" xmlns:w16="http://schemas.microsoft.com/office/word/2018/wordml" xmlns:w16du="http://schemas.microsoft.com/office/word/2023/wordml/word16du" xmlns:w16sdtdh="http://schemas.microsoft.com/office/word/2020/wordml/sdtdatahash" xmlns:w16se="http://schemas.microsoft.com/office/word/2015/wordml/symex" xmlns:wpg="http://schemas.microsoft.com/office/word/2010/wordprocessingGroup" xmlns:wpi="http://schemas.microsoft.com/office/word/2010/wordprocessingInk" xmlns:wne="http://schemas.microsoft.com/office/word/2006/wordml" xmlns:wps="http://schemas.microsoft.com/office/word/2010/wordprocessingShape" mc:Ignorable="w14 w15 w16se w16cid w16 w16cex w16sdtdh w16du wp14">
+<w:hdr xmlns:wpc="http://schemas.microsoft.com/office/word/2010/wordprocessingCanvas" xmlns:cx="http://schemas.microsoft.com/office/drawing/2014/chartex" xmlns:cx1="http://schemas.microsoft.com/office/drawing/2015/9/8/chartex" xmlns:cx2="http://schemas.microsoft.com/office/drawing/2015/10/21/chartex" xmlns:cx3="http://schemas.microsoft.com/office/drawing/2016/5/9/chartex" xmlns:cx4="http://schemas.microsoft.com/office/drawing/2016/5/10/chartex" xmlns:cx5="http://schemas.microsoft.com/office/drawing/2016/5/11/chartex" xmlns:cx6="http://schemas.microsoft.com/office/drawing/2016/5/12/chartex" xmlns:cx7="http://schemas.microsoft.com/office/drawing/2016/5/13/chartex" xmlns:cx8="http://schemas.microsoft.com/office/drawing/2016/5/14/chartex" xmlns:mc="http://schemas.openxmlformats.org/markup-compatibility/2006" xmlns:aink="http://schemas.microsoft.com/office/drawing/2016/ink" xmlns:am3d="http://schemas.microsoft.com/office/drawing/2017/model3d" xmlns:o="urn:schemas-microsoft-com:office:office" xmlns:oel="http://schemas.microsoft.com/office/2019/extlst" xmlns:r="http://schemas.openxmlformats.org/officeDocument/2006/relationships" xmlns:m="http://schemas.openxmlformats.org/officeDocument/2006/math" xmlns:v="urn:schemas-microsoft-com:vml" xmlns:wp14="http://schemas.microsoft.com/office/word/2010/wordprocessingDrawing" xmlns:wp="http://schemas.openxmlformats.org/drawingml/2006/wordprocessingDrawing" xmlns:w10="urn:schemas-microsoft-com:office:word" xmlns:w="http://schemas.openxmlformats.org/wordprocessingml/2006/main" xmlns:w14="http://schemas.microsoft.com/office/word/2010/wordml" xmlns:w15="http://schemas.microsoft.com/office/word/2012/wordml" xmlns:w16cex="http://schemas.microsoft.com/office/word/2018/wordml/cex" xmlns:w16cid="http://schemas.microsoft.com/office/word/2016/wordml/cid" xmlns:w16="http://schemas.microsoft.com/office/word/2018/wordml" xmlns:w16du="http://schemas.microsoft.com/office/word/2023/wordml/word16du" xmlns:w16sdtdh="http://schemas.microsoft.com/office/word/2020/wordml/sdtdatahash" xmlns:w16sdtfl="http://schemas.microsoft.com/office/word/2024/wordml/sdtformatlock" xmlns:w16se="http://schemas.microsoft.com/office/word/2015/wordml/symex" xmlns:wpg="http://schemas.microsoft.com/office/word/2010/wordprocessingGroup" xmlns:wpi="http://schemas.microsoft.com/office/word/2010/wordprocessingInk" xmlns:wne="http://schemas.microsoft.com/office/word/2006/wordml" xmlns:wps="http://schemas.microsoft.com/office/word/2010/wordprocessingShape" mc:Ignorable="w14 w15 w16se w16cid w16 w16cex w16sdtdh w16sdtfl w16du wp14">
   <w:tbl>
     <w:tblPr>
       <w:tblW w:w="10063" w:type="dxa"/>
@@ -2353,30 +2035,7 @@
               <w:sz w:val="30"/>
               <w:lang w:eastAsia="pt-BR"/>
             </w:rPr>
-            <w:pict w14:anchorId="7C8D6D45">
-              <v:shapetype id="_x0000_t75" coordsize="21600,21600" o:spt="75" o:preferrelative="t" path="m@4@5l@4@11@9@11@9@5xe" filled="f" stroked="f">
-                <v:stroke joinstyle="miter"/>
-                <v:formulas>
-                  <v:f eqn="if lineDrawn pixelLineWidth 0"/>
-                  <v:f eqn="sum @0 1 0"/>
-                  <v:f eqn="sum 0 0 @1"/>
-                  <v:f eqn="prod @2 1 2"/>
-                  <v:f eqn="prod @3 21600 pixelWidth"/>
-                  <v:f eqn="prod @3 21600 pixelHeight"/>
-                  <v:f eqn="sum @0 0 1"/>
-                  <v:f eqn="prod @6 1 2"/>
-                  <v:f eqn="prod @7 21600 pixelWidth"/>
-                  <v:f eqn="sum @8 21600 0"/>
-                  <v:f eqn="prod @7 21600 pixelHeight"/>
-                  <v:f eqn="sum @10 21600 0"/>
-                </v:formulas>
-                <v:path o:extrusionok="f" gradientshapeok="t" o:connecttype="rect"/>
-                <o:lock v:ext="edit" aspectratio="t"/>
-              </v:shapetype>
-              <v:shape id="_x0000_i1025" type="#_x0000_t75" style="width:114pt;height:39.75pt">
-                <v:imagedata r:id="rId1" o:title="4win_horizontal_colorida-positiva"/>
-              </v:shape>
-            </w:pict>
+            <w:t>Logo</w:t>
           </w:r>
         </w:p>
       </w:tc>
@@ -2438,7 +2097,7 @@
 </file>
 
 <file path=word/numbering.xml><?xml version="1.0" encoding="utf-8"?>
-<w:numbering xmlns:wpc="http://schemas.microsoft.com/office/word/2010/wordprocessingCanvas" xmlns:cx="http://schemas.microsoft.com/office/drawing/2014/chartex" xmlns:cx1="http://schemas.microsoft.com/office/drawing/2015/9/8/chartex" xmlns:cx2="http://schemas.microsoft.com/office/drawing/2015/10/21/chartex" xmlns:cx3="http://schemas.microsoft.com/office/drawing/2016/5/9/chartex" xmlns:cx4="http://schemas.microsoft.com/office/drawing/2016/5/10/chartex" xmlns:cx5="http://schemas.microsoft.com/office/drawing/2016/5/11/chartex" xmlns:cx6="http://schemas.microsoft.com/office/drawing/2016/5/12/chartex" xmlns:cx7="http://schemas.microsoft.com/office/drawing/2016/5/13/chartex" xmlns:cx8="http://schemas.microsoft.com/office/drawing/2016/5/14/chartex" xmlns:mc="http://schemas.openxmlformats.org/markup-compatibility/2006" xmlns:aink="http://schemas.microsoft.com/office/drawing/2016/ink" xmlns:am3d="http://schemas.microsoft.com/office/drawing/2017/model3d" xmlns:o="urn:schemas-microsoft-com:office:office" xmlns:oel="http://schemas.microsoft.com/office/2019/extlst" xmlns:r="http://schemas.openxmlformats.org/officeDocument/2006/relationships" xmlns:m="http://schemas.openxmlformats.org/officeDocument/2006/math" xmlns:v="urn:schemas-microsoft-com:vml" xmlns:wp14="http://schemas.microsoft.com/office/word/2010/wordprocessingDrawing" xmlns:wp="http://schemas.openxmlformats.org/drawingml/2006/wordprocessingDrawing" xmlns:w10="urn:schemas-microsoft-com:office:word" xmlns:w="http://schemas.openxmlformats.org/wordprocessingml/2006/main" xmlns:w14="http://schemas.microsoft.com/office/word/2010/wordml" xmlns:w15="http://schemas.microsoft.com/office/word/2012/wordml" xmlns:w16cex="http://schemas.microsoft.com/office/word/2018/wordml/cex" xmlns:w16cid="http://schemas.microsoft.com/office/word/2016/wordml/cid" xmlns:w16="http://schemas.microsoft.com/office/word/2018/wordml" xmlns:w16du="http://schemas.microsoft.com/office/word/2023/wordml/word16du" xmlns:w16sdtdh="http://schemas.microsoft.com/office/word/2020/wordml/sdtdatahash" xmlns:w16se="http://schemas.microsoft.com/office/word/2015/wordml/symex" xmlns:wpg="http://schemas.microsoft.com/office/word/2010/wordprocessingGroup" xmlns:wpi="http://schemas.microsoft.com/office/word/2010/wordprocessingInk" xmlns:wne="http://schemas.microsoft.com/office/word/2006/wordml" xmlns:wps="http://schemas.microsoft.com/office/word/2010/wordprocessingShape" mc:Ignorable="w14 w15 w16se w16cid w16 w16cex w16sdtdh w16du wp14">
+<w:numbering xmlns:wpc="http://schemas.microsoft.com/office/word/2010/wordprocessingCanvas" xmlns:cx="http://schemas.microsoft.com/office/drawing/2014/chartex" xmlns:cx1="http://schemas.microsoft.com/office/drawing/2015/9/8/chartex" xmlns:cx2="http://schemas.microsoft.com/office/drawing/2015/10/21/chartex" xmlns:cx3="http://schemas.microsoft.com/office/drawing/2016/5/9/chartex" xmlns:cx4="http://schemas.microsoft.com/office/drawing/2016/5/10/chartex" xmlns:cx5="http://schemas.microsoft.com/office/drawing/2016/5/11/chartex" xmlns:cx6="http://schemas.microsoft.com/office/drawing/2016/5/12/chartex" xmlns:cx7="http://schemas.microsoft.com/office/drawing/2016/5/13/chartex" xmlns:cx8="http://schemas.microsoft.com/office/drawing/2016/5/14/chartex" xmlns:mc="http://schemas.openxmlformats.org/markup-compatibility/2006" xmlns:aink="http://schemas.microsoft.com/office/drawing/2016/ink" xmlns:am3d="http://schemas.microsoft.com/office/drawing/2017/model3d" xmlns:o="urn:schemas-microsoft-com:office:office" xmlns:oel="http://schemas.microsoft.com/office/2019/extlst" xmlns:r="http://schemas.openxmlformats.org/officeDocument/2006/relationships" xmlns:m="http://schemas.openxmlformats.org/officeDocument/2006/math" xmlns:v="urn:schemas-microsoft-com:vml" xmlns:wp14="http://schemas.microsoft.com/office/word/2010/wordprocessingDrawing" xmlns:wp="http://schemas.openxmlformats.org/drawingml/2006/wordprocessingDrawing" xmlns:w10="urn:schemas-microsoft-com:office:word" xmlns:w="http://schemas.openxmlformats.org/wordprocessingml/2006/main" xmlns:w14="http://schemas.microsoft.com/office/word/2010/wordml" xmlns:w15="http://schemas.microsoft.com/office/word/2012/wordml" xmlns:w16cex="http://schemas.microsoft.com/office/word/2018/wordml/cex" xmlns:w16cid="http://schemas.microsoft.com/office/word/2016/wordml/cid" xmlns:w16="http://schemas.microsoft.com/office/word/2018/wordml" xmlns:w16du="http://schemas.microsoft.com/office/word/2023/wordml/word16du" xmlns:w16sdtdh="http://schemas.microsoft.com/office/word/2020/wordml/sdtdatahash" xmlns:w16sdtfl="http://schemas.microsoft.com/office/word/2024/wordml/sdtformatlock" xmlns:w16se="http://schemas.microsoft.com/office/word/2015/wordml/symex" xmlns:wpg="http://schemas.microsoft.com/office/word/2010/wordprocessingGroup" xmlns:wpi="http://schemas.microsoft.com/office/word/2010/wordprocessingInk" xmlns:wne="http://schemas.microsoft.com/office/word/2006/wordml" xmlns:wps="http://schemas.microsoft.com/office/word/2010/wordprocessingShape" mc:Ignorable="w14 w15 w16se w16cid w16 w16cex w16sdtdh w16sdtfl w16du wp14">
   <w:abstractNum w:abstractNumId="0" w15:restartNumberingAfterBreak="0">
     <w:nsid w:val="00741762"/>
     <w:multiLevelType w:val="singleLevel"/>
@@ -3019,7 +2678,7 @@
 </file>
 
 <file path=word/styles.xml><?xml version="1.0" encoding="utf-8"?>
-<w:styles xmlns:mc="http://schemas.openxmlformats.org/markup-compatibility/2006" xmlns:r="http://schemas.openxmlformats.org/officeDocument/2006/relationships" xmlns:w="http://schemas.openxmlformats.org/wordprocessingml/2006/main" xmlns:w14="http://schemas.microsoft.com/office/word/2010/wordml" xmlns:w15="http://schemas.microsoft.com/office/word/2012/wordml" xmlns:w16cex="http://schemas.microsoft.com/office/word/2018/wordml/cex" xmlns:w16cid="http://schemas.microsoft.com/office/word/2016/wordml/cid" xmlns:w16="http://schemas.microsoft.com/office/word/2018/wordml" xmlns:w16du="http://schemas.microsoft.com/office/word/2023/wordml/word16du" xmlns:w16sdtdh="http://schemas.microsoft.com/office/word/2020/wordml/sdtdatahash" xmlns:w16se="http://schemas.microsoft.com/office/word/2015/wordml/symex" mc:Ignorable="w14 w15 w16se w16cid w16 w16cex w16sdtdh w16du">
+<w:styles xmlns:mc="http://schemas.openxmlformats.org/markup-compatibility/2006" xmlns:r="http://schemas.openxmlformats.org/officeDocument/2006/relationships" xmlns:w="http://schemas.openxmlformats.org/wordprocessingml/2006/main" xmlns:w14="http://schemas.microsoft.com/office/word/2010/wordml" xmlns:w15="http://schemas.microsoft.com/office/word/2012/wordml" xmlns:w16cex="http://schemas.microsoft.com/office/word/2018/wordml/cex" xmlns:w16cid="http://schemas.microsoft.com/office/word/2016/wordml/cid" xmlns:w16="http://schemas.microsoft.com/office/word/2018/wordml" xmlns:w16du="http://schemas.microsoft.com/office/word/2023/wordml/word16du" xmlns:w16sdtdh="http://schemas.microsoft.com/office/word/2020/wordml/sdtdatahash" xmlns:w16sdtfl="http://schemas.microsoft.com/office/word/2024/wordml/sdtformatlock" xmlns:w16se="http://schemas.microsoft.com/office/word/2015/wordml/symex" mc:Ignorable="w14 w15 w16se w16cid w16 w16cex w16sdtdh w16sdtfl w16du">
   <w:docDefaults>
     <w:rPrDefault>
       <w:rPr>

--- a/src/test/resources/Evidencia Modelo.docx
+++ b/src/test/resources/Evidencia Modelo.docx
@@ -1,6 +1,6 @@
 
 <file path=word/document.xml><?xml version="1.0" encoding="utf-8"?>
-<w:document xmlns:wpc="http://schemas.microsoft.com/office/word/2010/wordprocessingCanvas" xmlns:cx="http://schemas.microsoft.com/office/drawing/2014/chartex" xmlns:cx1="http://schemas.microsoft.com/office/drawing/2015/9/8/chartex" xmlns:cx2="http://schemas.microsoft.com/office/drawing/2015/10/21/chartex" xmlns:cx3="http://schemas.microsoft.com/office/drawing/2016/5/9/chartex" xmlns:cx4="http://schemas.microsoft.com/office/drawing/2016/5/10/chartex" xmlns:cx5="http://schemas.microsoft.com/office/drawing/2016/5/11/chartex" xmlns:cx6="http://schemas.microsoft.com/office/drawing/2016/5/12/chartex" xmlns:cx7="http://schemas.microsoft.com/office/drawing/2016/5/13/chartex" xmlns:cx8="http://schemas.microsoft.com/office/drawing/2016/5/14/chartex" xmlns:mc="http://schemas.openxmlformats.org/markup-compatibility/2006" xmlns:aink="http://schemas.microsoft.com/office/drawing/2016/ink" xmlns:am3d="http://schemas.microsoft.com/office/drawing/2017/model3d" xmlns:o="urn:schemas-microsoft-com:office:office" xmlns:oel="http://schemas.microsoft.com/office/2019/extlst" xmlns:r="http://schemas.openxmlformats.org/officeDocument/2006/relationships" xmlns:m="http://schemas.openxmlformats.org/officeDocument/2006/math" xmlns:v="urn:schemas-microsoft-com:vml" xmlns:wp14="http://schemas.microsoft.com/office/word/2010/wordprocessingDrawing" xmlns:wp="http://schemas.openxmlformats.org/drawingml/2006/wordprocessingDrawing" xmlns:w10="urn:schemas-microsoft-com:office:word" xmlns:w="http://schemas.openxmlformats.org/wordprocessingml/2006/main" xmlns:w14="http://schemas.microsoft.com/office/word/2010/wordml" xmlns:w15="http://schemas.microsoft.com/office/word/2012/wordml" xmlns:w16cex="http://schemas.microsoft.com/office/word/2018/wordml/cex" xmlns:w16cid="http://schemas.microsoft.com/office/word/2016/wordml/cid" xmlns:w16="http://schemas.microsoft.com/office/word/2018/wordml" xmlns:w16du="http://schemas.microsoft.com/office/word/2023/wordml/word16du" xmlns:w16sdtdh="http://schemas.microsoft.com/office/word/2020/wordml/sdtdatahash" xmlns:w16sdtfl="http://schemas.microsoft.com/office/word/2024/wordml/sdtformatlock" xmlns:w16se="http://schemas.microsoft.com/office/word/2015/wordml/symex" xmlns:wpg="http://schemas.microsoft.com/office/word/2010/wordprocessingGroup" xmlns:wpi="http://schemas.microsoft.com/office/word/2010/wordprocessingInk" xmlns:wne="http://schemas.microsoft.com/office/word/2006/wordml" xmlns:wps="http://schemas.microsoft.com/office/word/2010/wordprocessingShape" mc:Ignorable="w14 w15 w16se w16cid w16 w16cex w16sdtdh w16sdtfl w16du wp14">
+<w:document xmlns:wpc="http://schemas.microsoft.com/office/word/2010/wordprocessingCanvas" xmlns:cx="http://schemas.microsoft.com/office/drawing/2014/chartex" xmlns:cx1="http://schemas.microsoft.com/office/drawing/2015/9/8/chartex" xmlns:cx2="http://schemas.microsoft.com/office/drawing/2015/10/21/chartex" xmlns:cx3="http://schemas.microsoft.com/office/drawing/2016/5/9/chartex" xmlns:cx4="http://schemas.microsoft.com/office/drawing/2016/5/10/chartex" xmlns:cx5="http://schemas.microsoft.com/office/drawing/2016/5/11/chartex" xmlns:cx6="http://schemas.microsoft.com/office/drawing/2016/5/12/chartex" xmlns:cx7="http://schemas.microsoft.com/office/drawing/2016/5/13/chartex" xmlns:cx8="http://schemas.microsoft.com/office/drawing/2016/5/14/chartex" xmlns:mc="http://schemas.openxmlformats.org/markup-compatibility/2006" xmlns:aink="http://schemas.microsoft.com/office/drawing/2016/ink" xmlns:am3d="http://schemas.microsoft.com/office/drawing/2017/model3d" xmlns:o="urn:schemas-microsoft-com:office:office" xmlns:oel="http://schemas.microsoft.com/office/2019/extlst" xmlns:r="http://schemas.openxmlformats.org/officeDocument/2006/relationships" xmlns:m="http://schemas.openxmlformats.org/officeDocument/2006/math" xmlns:v="urn:schemas-microsoft-com:vml" xmlns:wp14="http://schemas.microsoft.com/office/word/2010/wordprocessingDrawing" xmlns:wp="http://schemas.openxmlformats.org/drawingml/2006/wordprocessingDrawing" xmlns:w10="urn:schemas-microsoft-com:office:word" xmlns:w="http://schemas.openxmlformats.org/wordprocessingml/2006/main" xmlns:w14="http://schemas.microsoft.com/office/word/2010/wordml" xmlns:w15="http://schemas.microsoft.com/office/word/2012/wordml" xmlns:w16cex="http://schemas.microsoft.com/office/word/2018/wordml/cex" xmlns:w16cid="http://schemas.microsoft.com/office/word/2016/wordml/cid" xmlns:w16="http://schemas.microsoft.com/office/word/2018/wordml" xmlns:w16du="http://schemas.microsoft.com/office/word/2023/wordml/word16du" xmlns:w16sdtdh="http://schemas.microsoft.com/office/word/2020/wordml/sdtdatahash" xmlns:w16se="http://schemas.microsoft.com/office/word/2015/wordml/symex" xmlns:wpg="http://schemas.microsoft.com/office/word/2010/wordprocessingGroup" xmlns:wpi="http://schemas.microsoft.com/office/word/2010/wordprocessingInk" xmlns:wne="http://schemas.microsoft.com/office/word/2006/wordml" xmlns:wps="http://schemas.microsoft.com/office/word/2010/wordprocessingShape" mc:Ignorable="w14 w15 w16se w16cid w16 w16cex w16sdtdh w16du wp14">
   <w:body>
     <w:tbl>
       <w:tblPr>
@@ -201,7 +201,7 @@
                 <w:rFonts w:ascii="Arial" w:hAnsi="Arial" w:cs="Arial"/>
                 <w:b/>
               </w:rPr>
-              <w:t>Dispositivo</w:t>
+              <w:t>Navegador</w:t>
             </w:r>
           </w:p>
         </w:tc>
@@ -218,15 +218,13 @@
                 <w:iCs/>
               </w:rPr>
             </w:pPr>
-            <w:proofErr w:type="spellStart"/>
             <w:r>
               <w:rPr>
                 <w:rFonts w:ascii="Arial" w:hAnsi="Arial" w:cs="Arial"/>
                 <w:iCs/>
               </w:rPr>
-              <w:t>deviceManufacturer</w:t>
-            </w:r>
-            <w:proofErr w:type="spellEnd"/>
+              <w:t>navegador</w:t>
+            </w:r>
           </w:p>
         </w:tc>
       </w:tr>
@@ -272,7 +270,7 @@
                 <w:rFonts w:ascii="Arial" w:hAnsi="Arial" w:cs="Arial"/>
                 <w:b/>
               </w:rPr>
-              <w:t>Modelo do dispositivo</w:t>
+              <w:t>Funcionalidade</w:t>
             </w:r>
           </w:p>
         </w:tc>
@@ -289,15 +287,13 @@
                 <w:iCs/>
               </w:rPr>
             </w:pPr>
-            <w:proofErr w:type="spellStart"/>
             <w:r>
               <w:rPr>
                 <w:rFonts w:ascii="Arial" w:hAnsi="Arial" w:cs="Arial"/>
                 <w:iCs/>
               </w:rPr>
-              <w:t>deviceModel</w:t>
-            </w:r>
-            <w:proofErr w:type="spellEnd"/>
+              <w:t>feature</w:t>
+            </w:r>
           </w:p>
         </w:tc>
       </w:tr>
@@ -343,359 +339,6 @@
                 <w:rFonts w:ascii="Arial" w:hAnsi="Arial" w:cs="Arial"/>
                 <w:b/>
               </w:rPr>
-              <w:t>UDID do dispositivo</w:t>
-            </w:r>
-          </w:p>
-        </w:tc>
-        <w:tc>
-          <w:tcPr>
-            <w:tcW w:w="6379" w:type="dxa"/>
-            <w:gridSpan w:val="4"/>
-          </w:tcPr>
-          <w:p>
-            <w:pPr>
-              <w:spacing w:before="60"/>
-              <w:rPr>
-                <w:rFonts w:ascii="Arial" w:hAnsi="Arial" w:cs="Arial"/>
-                <w:iCs/>
-              </w:rPr>
-            </w:pPr>
-            <w:proofErr w:type="spellStart"/>
-            <w:r>
-              <w:rPr>
-                <w:rFonts w:ascii="Arial" w:hAnsi="Arial" w:cs="Arial"/>
-                <w:iCs/>
-              </w:rPr>
-              <w:t>deviceUDID</w:t>
-            </w:r>
-            <w:proofErr w:type="spellEnd"/>
-          </w:p>
-        </w:tc>
-      </w:tr>
-      <w:tr>
-        <w:tblPrEx>
-          <w:tblBorders>
-            <w:top w:val="single" w:sz="4" w:space="0" w:color="auto"/>
-            <w:left w:val="single" w:sz="4" w:space="0" w:color="auto"/>
-            <w:bottom w:val="single" w:sz="4" w:space="0" w:color="auto"/>
-            <w:right w:val="single" w:sz="4" w:space="0" w:color="auto"/>
-            <w:insideH w:val="single" w:sz="4" w:space="0" w:color="auto"/>
-            <w:insideV w:val="single" w:sz="4" w:space="0" w:color="auto"/>
-          </w:tblBorders>
-          <w:tblCellMar>
-            <w:left w:w="108" w:type="dxa"/>
-            <w:right w:w="108" w:type="dxa"/>
-          </w:tblCellMar>
-          <w:tblLook w:val="01E0" w:firstRow="1" w:lastRow="1" w:firstColumn="1" w:lastColumn="1" w:noHBand="0" w:noVBand="0"/>
-        </w:tblPrEx>
-        <w:trPr>
-          <w:trHeight w:val="363"/>
-        </w:trPr>
-        <w:tc>
-          <w:tcPr>
-            <w:tcW w:w="3686" w:type="dxa"/>
-            <w:gridSpan w:val="2"/>
-          </w:tcPr>
-          <w:p>
-            <w:pPr>
-              <w:pStyle w:val="Cabealho"/>
-              <w:tabs>
-                <w:tab w:val="clear" w:pos="4419"/>
-                <w:tab w:val="clear" w:pos="8838"/>
-              </w:tabs>
-              <w:spacing w:before="60"/>
-              <w:rPr>
-                <w:rFonts w:ascii="Arial" w:hAnsi="Arial" w:cs="Arial"/>
-                <w:b/>
-              </w:rPr>
-            </w:pPr>
-            <w:r>
-              <w:rPr>
-                <w:rFonts w:ascii="Arial" w:hAnsi="Arial" w:cs="Arial"/>
-                <w:b/>
-              </w:rPr>
-              <w:t>Sistema operacional</w:t>
-            </w:r>
-          </w:p>
-        </w:tc>
-        <w:tc>
-          <w:tcPr>
-            <w:tcW w:w="6379" w:type="dxa"/>
-            <w:gridSpan w:val="4"/>
-          </w:tcPr>
-          <w:p>
-            <w:pPr>
-              <w:spacing w:before="60"/>
-              <w:rPr>
-                <w:rFonts w:ascii="Arial" w:hAnsi="Arial" w:cs="Arial"/>
-                <w:iCs/>
-              </w:rPr>
-            </w:pPr>
-            <w:proofErr w:type="spellStart"/>
-            <w:r>
-              <w:rPr>
-                <w:rFonts w:ascii="Arial" w:hAnsi="Arial" w:cs="Arial"/>
-                <w:iCs/>
-              </w:rPr>
-              <w:t>platformName</w:t>
-            </w:r>
-            <w:proofErr w:type="spellEnd"/>
-          </w:p>
-        </w:tc>
-      </w:tr>
-      <w:tr>
-        <w:tblPrEx>
-          <w:tblBorders>
-            <w:top w:val="single" w:sz="4" w:space="0" w:color="auto"/>
-            <w:left w:val="single" w:sz="4" w:space="0" w:color="auto"/>
-            <w:bottom w:val="single" w:sz="4" w:space="0" w:color="auto"/>
-            <w:right w:val="single" w:sz="4" w:space="0" w:color="auto"/>
-            <w:insideH w:val="single" w:sz="4" w:space="0" w:color="auto"/>
-            <w:insideV w:val="single" w:sz="4" w:space="0" w:color="auto"/>
-          </w:tblBorders>
-          <w:tblCellMar>
-            <w:left w:w="108" w:type="dxa"/>
-            <w:right w:w="108" w:type="dxa"/>
-          </w:tblCellMar>
-          <w:tblLook w:val="01E0" w:firstRow="1" w:lastRow="1" w:firstColumn="1" w:lastColumn="1" w:noHBand="0" w:noVBand="0"/>
-        </w:tblPrEx>
-        <w:trPr>
-          <w:trHeight w:val="363"/>
-        </w:trPr>
-        <w:tc>
-          <w:tcPr>
-            <w:tcW w:w="3686" w:type="dxa"/>
-            <w:gridSpan w:val="2"/>
-          </w:tcPr>
-          <w:p>
-            <w:pPr>
-              <w:pStyle w:val="Cabealho"/>
-              <w:tabs>
-                <w:tab w:val="clear" w:pos="4419"/>
-                <w:tab w:val="clear" w:pos="8838"/>
-              </w:tabs>
-              <w:spacing w:before="60"/>
-              <w:rPr>
-                <w:rFonts w:ascii="Arial" w:hAnsi="Arial" w:cs="Arial"/>
-                <w:b/>
-              </w:rPr>
-            </w:pPr>
-            <w:r>
-              <w:rPr>
-                <w:rFonts w:ascii="Arial" w:hAnsi="Arial" w:cs="Arial"/>
-                <w:b/>
-              </w:rPr>
-              <w:t>Versão do sistema</w:t>
-            </w:r>
-          </w:p>
-        </w:tc>
-        <w:tc>
-          <w:tcPr>
-            <w:tcW w:w="6379" w:type="dxa"/>
-            <w:gridSpan w:val="4"/>
-          </w:tcPr>
-          <w:p>
-            <w:pPr>
-              <w:spacing w:before="60"/>
-              <w:rPr>
-                <w:rFonts w:ascii="Arial" w:hAnsi="Arial" w:cs="Arial"/>
-                <w:iCs/>
-              </w:rPr>
-            </w:pPr>
-            <w:proofErr w:type="spellStart"/>
-            <w:r>
-              <w:rPr>
-                <w:rFonts w:ascii="Arial" w:hAnsi="Arial" w:cs="Arial"/>
-                <w:iCs/>
-              </w:rPr>
-              <w:t>platformVersion</w:t>
-            </w:r>
-            <w:proofErr w:type="spellEnd"/>
-          </w:p>
-        </w:tc>
-      </w:tr>
-      <w:tr>
-        <w:tblPrEx>
-          <w:tblBorders>
-            <w:top w:val="single" w:sz="4" w:space="0" w:color="auto"/>
-            <w:left w:val="single" w:sz="4" w:space="0" w:color="auto"/>
-            <w:bottom w:val="single" w:sz="4" w:space="0" w:color="auto"/>
-            <w:right w:val="single" w:sz="4" w:space="0" w:color="auto"/>
-            <w:insideH w:val="single" w:sz="4" w:space="0" w:color="auto"/>
-            <w:insideV w:val="single" w:sz="4" w:space="0" w:color="auto"/>
-          </w:tblBorders>
-          <w:tblCellMar>
-            <w:left w:w="108" w:type="dxa"/>
-            <w:right w:w="108" w:type="dxa"/>
-          </w:tblCellMar>
-          <w:tblLook w:val="01E0" w:firstRow="1" w:lastRow="1" w:firstColumn="1" w:lastColumn="1" w:noHBand="0" w:noVBand="0"/>
-        </w:tblPrEx>
-        <w:trPr>
-          <w:trHeight w:val="363"/>
-        </w:trPr>
-        <w:tc>
-          <w:tcPr>
-            <w:tcW w:w="3686" w:type="dxa"/>
-            <w:gridSpan w:val="2"/>
-          </w:tcPr>
-          <w:p>
-            <w:pPr>
-              <w:pStyle w:val="Cabealho"/>
-              <w:tabs>
-                <w:tab w:val="clear" w:pos="4419"/>
-                <w:tab w:val="clear" w:pos="8838"/>
-              </w:tabs>
-              <w:spacing w:before="60"/>
-              <w:rPr>
-                <w:rFonts w:ascii="Arial" w:hAnsi="Arial" w:cs="Arial"/>
-                <w:b/>
-              </w:rPr>
-            </w:pPr>
-            <w:r>
-              <w:rPr>
-                <w:rFonts w:ascii="Arial" w:hAnsi="Arial" w:cs="Arial"/>
-                <w:b/>
-              </w:rPr>
-              <w:t>Aplicativo</w:t>
-            </w:r>
-          </w:p>
-        </w:tc>
-        <w:tc>
-          <w:tcPr>
-            <w:tcW w:w="6379" w:type="dxa"/>
-            <w:gridSpan w:val="4"/>
-          </w:tcPr>
-          <w:p>
-            <w:pPr>
-              <w:spacing w:before="60"/>
-              <w:rPr>
-                <w:rFonts w:ascii="Arial" w:hAnsi="Arial" w:cs="Arial"/>
-                <w:iCs/>
-              </w:rPr>
-            </w:pPr>
-            <w:proofErr w:type="spellStart"/>
-            <w:r>
-              <w:rPr>
-                <w:rFonts w:ascii="Arial" w:hAnsi="Arial" w:cs="Arial"/>
-                <w:iCs/>
-              </w:rPr>
-              <w:t>appPackage</w:t>
-            </w:r>
-            <w:proofErr w:type="spellEnd"/>
-          </w:p>
-        </w:tc>
-      </w:tr>
-      <w:tr>
-        <w:tblPrEx>
-          <w:tblBorders>
-            <w:top w:val="single" w:sz="4" w:space="0" w:color="auto"/>
-            <w:left w:val="single" w:sz="4" w:space="0" w:color="auto"/>
-            <w:bottom w:val="single" w:sz="4" w:space="0" w:color="auto"/>
-            <w:right w:val="single" w:sz="4" w:space="0" w:color="auto"/>
-            <w:insideH w:val="single" w:sz="4" w:space="0" w:color="auto"/>
-            <w:insideV w:val="single" w:sz="4" w:space="0" w:color="auto"/>
-          </w:tblBorders>
-          <w:tblCellMar>
-            <w:left w:w="108" w:type="dxa"/>
-            <w:right w:w="108" w:type="dxa"/>
-          </w:tblCellMar>
-          <w:tblLook w:val="01E0" w:firstRow="1" w:lastRow="1" w:firstColumn="1" w:lastColumn="1" w:noHBand="0" w:noVBand="0"/>
-        </w:tblPrEx>
-        <w:trPr>
-          <w:trHeight w:val="363"/>
-        </w:trPr>
-        <w:tc>
-          <w:tcPr>
-            <w:tcW w:w="3686" w:type="dxa"/>
-            <w:gridSpan w:val="2"/>
-          </w:tcPr>
-          <w:p>
-            <w:pPr>
-              <w:pStyle w:val="Cabealho"/>
-              <w:tabs>
-                <w:tab w:val="clear" w:pos="4419"/>
-                <w:tab w:val="clear" w:pos="8838"/>
-              </w:tabs>
-              <w:spacing w:before="60"/>
-              <w:rPr>
-                <w:rFonts w:ascii="Arial" w:hAnsi="Arial" w:cs="Arial"/>
-                <w:b/>
-              </w:rPr>
-            </w:pPr>
-            <w:r>
-              <w:rPr>
-                <w:rFonts w:ascii="Arial" w:hAnsi="Arial" w:cs="Arial"/>
-                <w:b/>
-              </w:rPr>
-              <w:t>Funcionalidade</w:t>
-            </w:r>
-          </w:p>
-        </w:tc>
-        <w:tc>
-          <w:tcPr>
-            <w:tcW w:w="6379" w:type="dxa"/>
-            <w:gridSpan w:val="4"/>
-          </w:tcPr>
-          <w:p>
-            <w:pPr>
-              <w:spacing w:before="60"/>
-              <w:rPr>
-                <w:rFonts w:ascii="Arial" w:hAnsi="Arial" w:cs="Arial"/>
-                <w:iCs/>
-              </w:rPr>
-            </w:pPr>
-            <w:r>
-              <w:rPr>
-                <w:rFonts w:ascii="Arial" w:hAnsi="Arial" w:cs="Arial"/>
-                <w:iCs/>
-              </w:rPr>
-              <w:t>feature</w:t>
-            </w:r>
-          </w:p>
-        </w:tc>
-      </w:tr>
-      <w:tr>
-        <w:tblPrEx>
-          <w:tblBorders>
-            <w:top w:val="single" w:sz="4" w:space="0" w:color="auto"/>
-            <w:left w:val="single" w:sz="4" w:space="0" w:color="auto"/>
-            <w:bottom w:val="single" w:sz="4" w:space="0" w:color="auto"/>
-            <w:right w:val="single" w:sz="4" w:space="0" w:color="auto"/>
-            <w:insideH w:val="single" w:sz="4" w:space="0" w:color="auto"/>
-            <w:insideV w:val="single" w:sz="4" w:space="0" w:color="auto"/>
-          </w:tblBorders>
-          <w:tblCellMar>
-            <w:left w:w="108" w:type="dxa"/>
-            <w:right w:w="108" w:type="dxa"/>
-          </w:tblCellMar>
-          <w:tblLook w:val="01E0" w:firstRow="1" w:lastRow="1" w:firstColumn="1" w:lastColumn="1" w:noHBand="0" w:noVBand="0"/>
-        </w:tblPrEx>
-        <w:trPr>
-          <w:trHeight w:val="363"/>
-        </w:trPr>
-        <w:tc>
-          <w:tcPr>
-            <w:tcW w:w="3686" w:type="dxa"/>
-            <w:gridSpan w:val="2"/>
-          </w:tcPr>
-          <w:p>
-            <w:pPr>
-              <w:pStyle w:val="Cabealho"/>
-              <w:tabs>
-                <w:tab w:val="clear" w:pos="4419"/>
-                <w:tab w:val="clear" w:pos="8838"/>
-              </w:tabs>
-              <w:spacing w:before="60"/>
-              <w:rPr>
-                <w:rFonts w:ascii="Arial" w:hAnsi="Arial" w:cs="Arial"/>
-                <w:b/>
-              </w:rPr>
-            </w:pPr>
-            <w:r>
-              <w:rPr>
-                <w:rFonts w:ascii="Arial" w:hAnsi="Arial" w:cs="Arial"/>
-                <w:b/>
-              </w:rPr>
               <w:t>Início</w:t>
             </w:r>
           </w:p>
@@ -1030,7 +673,6 @@
     </w:p>
     <w:p>
       <w:pPr>
-        <w:ind w:left="708"/>
         <w:rPr>
           <w:rFonts w:ascii="Courier New" w:hAnsi="Courier New" w:cs="Courier New"/>
           <w:color w:val="000000"/>
@@ -1045,6 +687,97 @@
         </w:rPr>
         <w:t>etapa</w:t>
       </w:r>
+    </w:p>
+    <w:p>
+      <w:pPr>
+        <w:rPr>
+          <w:rFonts w:ascii="Arial" w:hAnsi="Arial" w:cs="Arial"/>
+        </w:rPr>
+      </w:pPr>
+    </w:p>
+    <w:p>
+      <w:pPr>
+        <w:rPr>
+          <w:rFonts w:ascii="Arial" w:hAnsi="Arial" w:cs="Arial"/>
+        </w:rPr>
+      </w:pPr>
+    </w:p>
+    <w:p>
+      <w:pPr>
+        <w:rPr>
+          <w:rFonts w:ascii="Arial" w:hAnsi="Arial" w:cs="Arial"/>
+        </w:rPr>
+      </w:pPr>
+    </w:p>
+    <w:p>
+      <w:pPr>
+        <w:rPr>
+          <w:rFonts w:ascii="Arial" w:hAnsi="Arial" w:cs="Arial"/>
+        </w:rPr>
+      </w:pPr>
+    </w:p>
+    <w:p>
+      <w:pPr>
+        <w:rPr>
+          <w:rFonts w:ascii="Arial" w:hAnsi="Arial" w:cs="Arial"/>
+        </w:rPr>
+      </w:pPr>
+    </w:p>
+    <w:p>
+      <w:pPr>
+        <w:rPr>
+          <w:rFonts w:ascii="Arial" w:hAnsi="Arial" w:cs="Arial"/>
+        </w:rPr>
+      </w:pPr>
+    </w:p>
+    <w:p>
+      <w:pPr>
+        <w:rPr>
+          <w:rFonts w:ascii="Arial" w:hAnsi="Arial" w:cs="Arial"/>
+        </w:rPr>
+      </w:pPr>
+    </w:p>
+    <w:p>
+      <w:pPr>
+        <w:rPr>
+          <w:rFonts w:ascii="Arial" w:hAnsi="Arial" w:cs="Arial"/>
+        </w:rPr>
+      </w:pPr>
+    </w:p>
+    <w:p>
+      <w:pPr>
+        <w:rPr>
+          <w:rFonts w:ascii="Arial" w:hAnsi="Arial" w:cs="Arial"/>
+        </w:rPr>
+      </w:pPr>
+    </w:p>
+    <w:p>
+      <w:pPr>
+        <w:rPr>
+          <w:rFonts w:ascii="Arial" w:hAnsi="Arial" w:cs="Arial"/>
+        </w:rPr>
+      </w:pPr>
+    </w:p>
+    <w:p>
+      <w:pPr>
+        <w:rPr>
+          <w:rFonts w:ascii="Arial" w:hAnsi="Arial" w:cs="Arial"/>
+        </w:rPr>
+      </w:pPr>
+    </w:p>
+    <w:p>
+      <w:pPr>
+        <w:rPr>
+          <w:rFonts w:ascii="Arial" w:hAnsi="Arial" w:cs="Arial"/>
+        </w:rPr>
+      </w:pPr>
+    </w:p>
+    <w:p>
+      <w:pPr>
+        <w:rPr>
+          <w:rFonts w:ascii="Arial" w:hAnsi="Arial" w:cs="Arial"/>
+        </w:rPr>
+      </w:pPr>
     </w:p>
     <w:p>
       <w:pPr>
@@ -1368,7 +1101,23 @@
           <w:rFonts w:ascii="Arial" w:hAnsi="Arial" w:cs="Arial"/>
           <w:b/>
         </w:rPr>
-        <w:t>Histórico do Template:</w:t>
+        <w:t xml:space="preserve">Histórico do </w:t>
+      </w:r>
+      <w:proofErr w:type="spellStart"/>
+      <w:r>
+        <w:rPr>
+          <w:rFonts w:ascii="Arial" w:hAnsi="Arial" w:cs="Arial"/>
+          <w:b/>
+        </w:rPr>
+        <w:t>Template</w:t>
+      </w:r>
+      <w:proofErr w:type="spellEnd"/>
+      <w:r>
+        <w:rPr>
+          <w:rFonts w:ascii="Arial" w:hAnsi="Arial" w:cs="Arial"/>
+          <w:b/>
+        </w:rPr>
+        <w:t>:</w:t>
       </w:r>
     </w:p>
     <w:p>
@@ -1497,31 +1246,7 @@
               <w:rPr>
                 <w:rFonts w:ascii="Arial" w:hAnsi="Arial" w:cs="Arial"/>
               </w:rPr>
-              <w:t>09</w:t>
-            </w:r>
-            <w:r>
-              <w:rPr>
-                <w:rFonts w:ascii="Arial" w:hAnsi="Arial" w:cs="Arial"/>
-              </w:rPr>
-              <w:t>/</w:t>
-            </w:r>
-            <w:r>
-              <w:rPr>
-                <w:rFonts w:ascii="Arial" w:hAnsi="Arial" w:cs="Arial"/>
-              </w:rPr>
-              <w:t>06</w:t>
-            </w:r>
-            <w:r>
-              <w:rPr>
-                <w:rFonts w:ascii="Arial" w:hAnsi="Arial" w:cs="Arial"/>
-              </w:rPr>
-              <w:t>/20</w:t>
-            </w:r>
-            <w:r>
-              <w:rPr>
-                <w:rFonts w:ascii="Arial" w:hAnsi="Arial" w:cs="Arial"/>
-              </w:rPr>
-              <w:t>25</w:t>
+              <w:t>19/12/2014</w:t>
             </w:r>
           </w:p>
         </w:tc>
@@ -1540,11 +1265,377 @@
                 <w:rFonts w:ascii="Arial" w:hAnsi="Arial" w:cs="Arial"/>
               </w:rPr>
               <w:t>Versão Inicial</w:t>
+            </w:r>
+          </w:p>
+        </w:tc>
+      </w:tr>
+      <w:tr>
+        <w:tc>
+          <w:tcPr>
+            <w:tcW w:w="993" w:type="dxa"/>
+          </w:tcPr>
+          <w:p>
+            <w:pPr>
+              <w:rPr>
+                <w:rFonts w:ascii="Arial" w:hAnsi="Arial" w:cs="Arial"/>
+              </w:rPr>
+            </w:pPr>
+            <w:r>
+              <w:rPr>
+                <w:rFonts w:ascii="Arial" w:hAnsi="Arial" w:cs="Arial"/>
+              </w:rPr>
+              <w:t>1.1</w:t>
+            </w:r>
+          </w:p>
+        </w:tc>
+        <w:tc>
+          <w:tcPr>
+            <w:tcW w:w="1701" w:type="dxa"/>
+          </w:tcPr>
+          <w:p>
+            <w:pPr>
+              <w:jc w:val="center"/>
+              <w:rPr>
+                <w:rFonts w:ascii="Arial" w:hAnsi="Arial" w:cs="Arial"/>
+              </w:rPr>
+            </w:pPr>
+            <w:r>
+              <w:rPr>
+                <w:rFonts w:ascii="Arial" w:hAnsi="Arial" w:cs="Arial"/>
+              </w:rPr>
+              <w:t>06/03/2015</w:t>
+            </w:r>
+          </w:p>
+        </w:tc>
+        <w:tc>
+          <w:tcPr>
+            <w:tcW w:w="7371" w:type="dxa"/>
+          </w:tcPr>
+          <w:p>
+            <w:pPr>
+              <w:rPr>
+                <w:rFonts w:ascii="Arial" w:hAnsi="Arial" w:cs="Arial"/>
+              </w:rPr>
+            </w:pPr>
+            <w:r>
+              <w:rPr>
+                <w:rFonts w:ascii="Arial" w:hAnsi="Arial" w:cs="Arial"/>
+              </w:rPr>
+              <w:t xml:space="preserve">Inclusão do Quadro de Histórico do </w:t>
+            </w:r>
+            <w:proofErr w:type="spellStart"/>
+            <w:r>
+              <w:rPr>
+                <w:rFonts w:ascii="Arial" w:hAnsi="Arial" w:cs="Arial"/>
+              </w:rPr>
+              <w:t>Template</w:t>
+            </w:r>
+            <w:proofErr w:type="spellEnd"/>
+            <w:r>
+              <w:rPr>
+                <w:rFonts w:ascii="Arial" w:hAnsi="Arial" w:cs="Arial"/>
+              </w:rPr>
+              <w:t xml:space="preserve"> </w:t>
+            </w:r>
+          </w:p>
+        </w:tc>
+      </w:tr>
+      <w:tr>
+        <w:trPr>
+          <w:trHeight w:val="50"/>
+        </w:trPr>
+        <w:tc>
+          <w:tcPr>
+            <w:tcW w:w="993" w:type="dxa"/>
+          </w:tcPr>
+          <w:p>
+            <w:pPr>
+              <w:rPr>
+                <w:rFonts w:ascii="Arial" w:hAnsi="Arial" w:cs="Arial"/>
+              </w:rPr>
+            </w:pPr>
+            <w:r>
+              <w:rPr>
+                <w:rFonts w:ascii="Arial" w:hAnsi="Arial" w:cs="Arial"/>
+              </w:rPr>
+              <w:t>1.2</w:t>
+            </w:r>
+          </w:p>
+        </w:tc>
+        <w:tc>
+          <w:tcPr>
+            <w:tcW w:w="1701" w:type="dxa"/>
+          </w:tcPr>
+          <w:p>
+            <w:pPr>
+              <w:jc w:val="center"/>
+              <w:rPr>
+                <w:rFonts w:ascii="Arial" w:hAnsi="Arial" w:cs="Arial"/>
+              </w:rPr>
+            </w:pPr>
+            <w:r>
+              <w:rPr>
+                <w:rFonts w:ascii="Arial" w:hAnsi="Arial" w:cs="Arial"/>
+              </w:rPr>
+              <w:t>27/08/2015</w:t>
+            </w:r>
+          </w:p>
+        </w:tc>
+        <w:tc>
+          <w:tcPr>
+            <w:tcW w:w="7371" w:type="dxa"/>
+          </w:tcPr>
+          <w:p>
+            <w:pPr>
+              <w:rPr>
+                <w:rFonts w:ascii="Arial" w:hAnsi="Arial" w:cs="Arial"/>
+              </w:rPr>
+            </w:pPr>
+            <w:r>
+              <w:rPr>
+                <w:rFonts w:ascii="Arial" w:hAnsi="Arial" w:cs="Arial"/>
+              </w:rPr>
+              <w:t>Inclusão das informações de confidencialidade</w:t>
+            </w:r>
+          </w:p>
+        </w:tc>
+      </w:tr>
+      <w:tr>
+        <w:tc>
+          <w:tcPr>
+            <w:tcW w:w="993" w:type="dxa"/>
+          </w:tcPr>
+          <w:p>
+            <w:pPr>
+              <w:rPr>
+                <w:rFonts w:ascii="Arial" w:hAnsi="Arial" w:cs="Arial"/>
+              </w:rPr>
+            </w:pPr>
+            <w:r>
+              <w:rPr>
+                <w:rFonts w:ascii="Arial" w:hAnsi="Arial" w:cs="Arial"/>
+              </w:rPr>
+              <w:t>1.3</w:t>
+            </w:r>
+          </w:p>
+        </w:tc>
+        <w:tc>
+          <w:tcPr>
+            <w:tcW w:w="1701" w:type="dxa"/>
+          </w:tcPr>
+          <w:p>
+            <w:pPr>
+              <w:jc w:val="center"/>
+              <w:rPr>
+                <w:rFonts w:ascii="Arial" w:hAnsi="Arial" w:cs="Arial"/>
+              </w:rPr>
+            </w:pPr>
+            <w:r>
+              <w:rPr>
+                <w:rFonts w:ascii="Arial" w:hAnsi="Arial" w:cs="Arial"/>
+              </w:rPr>
+              <w:t>25/09/2015</w:t>
+            </w:r>
+          </w:p>
+        </w:tc>
+        <w:tc>
+          <w:tcPr>
+            <w:tcW w:w="7371" w:type="dxa"/>
+          </w:tcPr>
+          <w:p>
+            <w:pPr>
+              <w:rPr>
+                <w:rFonts w:ascii="Arial" w:hAnsi="Arial" w:cs="Arial"/>
+              </w:rPr>
+            </w:pPr>
+            <w:r>
+              <w:rPr>
+                <w:rFonts w:ascii="Arial" w:hAnsi="Arial" w:cs="Arial"/>
+              </w:rPr>
+              <w:t>Alteração na instrução de preenchimento</w:t>
+            </w:r>
+          </w:p>
+        </w:tc>
+      </w:tr>
+      <w:tr>
+        <w:tc>
+          <w:tcPr>
+            <w:tcW w:w="993" w:type="dxa"/>
+          </w:tcPr>
+          <w:p>
+            <w:pPr>
+              <w:rPr>
+                <w:rFonts w:ascii="Arial" w:hAnsi="Arial" w:cs="Arial"/>
+              </w:rPr>
+            </w:pPr>
+            <w:r>
+              <w:rPr>
+                <w:rFonts w:ascii="Arial" w:hAnsi="Arial" w:cs="Arial"/>
+              </w:rPr>
+              <w:t>1.4</w:t>
+            </w:r>
+          </w:p>
+        </w:tc>
+        <w:tc>
+          <w:tcPr>
+            <w:tcW w:w="1701" w:type="dxa"/>
+          </w:tcPr>
+          <w:p>
+            <w:pPr>
+              <w:jc w:val="center"/>
+              <w:rPr>
+                <w:rFonts w:ascii="Arial" w:hAnsi="Arial" w:cs="Arial"/>
+              </w:rPr>
+            </w:pPr>
+            <w:r>
+              <w:rPr>
+                <w:rFonts w:ascii="Arial" w:hAnsi="Arial" w:cs="Arial"/>
+              </w:rPr>
+              <w:t>16/11/2015</w:t>
+            </w:r>
+          </w:p>
+        </w:tc>
+        <w:tc>
+          <w:tcPr>
+            <w:tcW w:w="7371" w:type="dxa"/>
+          </w:tcPr>
+          <w:p>
+            <w:pPr>
+              <w:rPr>
+                <w:rFonts w:ascii="Arial" w:hAnsi="Arial" w:cs="Arial"/>
+              </w:rPr>
+            </w:pPr>
+            <w:r>
+              <w:rPr>
+                <w:rFonts w:ascii="Arial" w:hAnsi="Arial" w:cs="Arial"/>
+              </w:rPr>
+              <w:t>Atualização de formatação</w:t>
+            </w:r>
+          </w:p>
+        </w:tc>
+      </w:tr>
+      <w:tr>
+        <w:tc>
+          <w:tcPr>
+            <w:tcW w:w="993" w:type="dxa"/>
+          </w:tcPr>
+          <w:p>
+            <w:pPr>
+              <w:rPr>
+                <w:rFonts w:ascii="Arial" w:hAnsi="Arial" w:cs="Arial"/>
+              </w:rPr>
+            </w:pPr>
+            <w:r>
+              <w:rPr>
+                <w:rFonts w:ascii="Arial" w:hAnsi="Arial" w:cs="Arial"/>
+              </w:rPr>
+              <w:t>1.5</w:t>
+            </w:r>
+          </w:p>
+        </w:tc>
+        <w:tc>
+          <w:tcPr>
+            <w:tcW w:w="1701" w:type="dxa"/>
+          </w:tcPr>
+          <w:p>
+            <w:pPr>
+              <w:jc w:val="center"/>
+              <w:rPr>
+                <w:rFonts w:ascii="Arial" w:hAnsi="Arial" w:cs="Arial"/>
+              </w:rPr>
+            </w:pPr>
+            <w:r>
+              <w:rPr>
+                <w:rFonts w:ascii="Arial" w:hAnsi="Arial" w:cs="Arial"/>
+              </w:rPr>
+              <w:t>18/04/2016</w:t>
+            </w:r>
+          </w:p>
+        </w:tc>
+        <w:tc>
+          <w:tcPr>
+            <w:tcW w:w="7371" w:type="dxa"/>
+          </w:tcPr>
+          <w:p>
+            <w:pPr>
+              <w:rPr>
+                <w:rFonts w:ascii="Arial" w:hAnsi="Arial" w:cs="Arial"/>
+              </w:rPr>
+            </w:pPr>
+            <w:r>
+              <w:rPr>
+                <w:rFonts w:ascii="Arial" w:hAnsi="Arial" w:cs="Arial"/>
+              </w:rPr>
+              <w:t>Unificação campos nome e número do Projeto</w:t>
+            </w:r>
+          </w:p>
+        </w:tc>
+      </w:tr>
+      <w:tr>
+        <w:tc>
+          <w:tcPr>
+            <w:tcW w:w="993" w:type="dxa"/>
+          </w:tcPr>
+          <w:p>
+            <w:pPr>
+              <w:rPr>
+                <w:rFonts w:ascii="Arial" w:hAnsi="Arial" w:cs="Arial"/>
+              </w:rPr>
+            </w:pPr>
+            <w:r>
+              <w:rPr>
+                <w:rFonts w:ascii="Arial" w:hAnsi="Arial" w:cs="Arial"/>
+              </w:rPr>
+              <w:t>1.6</w:t>
+            </w:r>
+          </w:p>
+        </w:tc>
+        <w:tc>
+          <w:tcPr>
+            <w:tcW w:w="1701" w:type="dxa"/>
+          </w:tcPr>
+          <w:p>
+            <w:pPr>
+              <w:jc w:val="center"/>
+              <w:rPr>
+                <w:rFonts w:ascii="Arial" w:hAnsi="Arial" w:cs="Arial"/>
+              </w:rPr>
+            </w:pPr>
+            <w:r>
+              <w:rPr>
+                <w:rFonts w:ascii="Arial" w:hAnsi="Arial" w:cs="Arial"/>
+              </w:rPr>
+              <w:t>04/01/2024</w:t>
+            </w:r>
+          </w:p>
+        </w:tc>
+        <w:tc>
+          <w:tcPr>
+            <w:tcW w:w="7371" w:type="dxa"/>
+          </w:tcPr>
+          <w:p>
+            <w:pPr>
+              <w:rPr>
+                <w:rFonts w:ascii="Arial" w:hAnsi="Arial" w:cs="Arial"/>
+              </w:rPr>
+            </w:pPr>
+            <w:r>
+              <w:rPr>
+                <w:rFonts w:ascii="Arial" w:hAnsi="Arial" w:cs="Arial"/>
+              </w:rPr>
+              <w:t>Alteração do logo 4Win</w:t>
             </w:r>
           </w:p>
         </w:tc>
       </w:tr>
     </w:tbl>
+    <w:p>
+      <w:pPr>
+        <w:rPr>
+          <w:rFonts w:ascii="Arial" w:hAnsi="Arial" w:cs="Arial"/>
+        </w:rPr>
+      </w:pPr>
+    </w:p>
     <w:p>
       <w:pPr>
         <w:rPr>
@@ -1564,7 +1655,7 @@
 </file>
 
 <file path=word/endnotes.xml><?xml version="1.0" encoding="utf-8"?>
-<w:endnotes xmlns:wpc="http://schemas.microsoft.com/office/word/2010/wordprocessingCanvas" xmlns:cx="http://schemas.microsoft.com/office/drawing/2014/chartex" xmlns:cx1="http://schemas.microsoft.com/office/drawing/2015/9/8/chartex" xmlns:cx2="http://schemas.microsoft.com/office/drawing/2015/10/21/chartex" xmlns:cx3="http://schemas.microsoft.com/office/drawing/2016/5/9/chartex" xmlns:cx4="http://schemas.microsoft.com/office/drawing/2016/5/10/chartex" xmlns:cx5="http://schemas.microsoft.com/office/drawing/2016/5/11/chartex" xmlns:cx6="http://schemas.microsoft.com/office/drawing/2016/5/12/chartex" xmlns:cx7="http://schemas.microsoft.com/office/drawing/2016/5/13/chartex" xmlns:cx8="http://schemas.microsoft.com/office/drawing/2016/5/14/chartex" xmlns:mc="http://schemas.openxmlformats.org/markup-compatibility/2006" xmlns:aink="http://schemas.microsoft.com/office/drawing/2016/ink" xmlns:am3d="http://schemas.microsoft.com/office/drawing/2017/model3d" xmlns:o="urn:schemas-microsoft-com:office:office" xmlns:oel="http://schemas.microsoft.com/office/2019/extlst" xmlns:r="http://schemas.openxmlformats.org/officeDocument/2006/relationships" xmlns:m="http://schemas.openxmlformats.org/officeDocument/2006/math" xmlns:v="urn:schemas-microsoft-com:vml" xmlns:wp14="http://schemas.microsoft.com/office/word/2010/wordprocessingDrawing" xmlns:wp="http://schemas.openxmlformats.org/drawingml/2006/wordprocessingDrawing" xmlns:w10="urn:schemas-microsoft-com:office:word" xmlns:w="http://schemas.openxmlformats.org/wordprocessingml/2006/main" xmlns:w14="http://schemas.microsoft.com/office/word/2010/wordml" xmlns:w15="http://schemas.microsoft.com/office/word/2012/wordml" xmlns:w16cex="http://schemas.microsoft.com/office/word/2018/wordml/cex" xmlns:w16cid="http://schemas.microsoft.com/office/word/2016/wordml/cid" xmlns:w16="http://schemas.microsoft.com/office/word/2018/wordml" xmlns:w16du="http://schemas.microsoft.com/office/word/2023/wordml/word16du" xmlns:w16sdtdh="http://schemas.microsoft.com/office/word/2020/wordml/sdtdatahash" xmlns:w16sdtfl="http://schemas.microsoft.com/office/word/2024/wordml/sdtformatlock" xmlns:w16se="http://schemas.microsoft.com/office/word/2015/wordml/symex" xmlns:wpg="http://schemas.microsoft.com/office/word/2010/wordprocessingGroup" xmlns:wpi="http://schemas.microsoft.com/office/word/2010/wordprocessingInk" xmlns:wne="http://schemas.microsoft.com/office/word/2006/wordml" xmlns:wps="http://schemas.microsoft.com/office/word/2010/wordprocessingShape" mc:Ignorable="w14 w15 w16se w16cid w16 w16cex w16sdtdh w16sdtfl w16du wp14">
+<w:endnotes xmlns:wpc="http://schemas.microsoft.com/office/word/2010/wordprocessingCanvas" xmlns:cx="http://schemas.microsoft.com/office/drawing/2014/chartex" xmlns:cx1="http://schemas.microsoft.com/office/drawing/2015/9/8/chartex" xmlns:cx2="http://schemas.microsoft.com/office/drawing/2015/10/21/chartex" xmlns:cx3="http://schemas.microsoft.com/office/drawing/2016/5/9/chartex" xmlns:cx4="http://schemas.microsoft.com/office/drawing/2016/5/10/chartex" xmlns:cx5="http://schemas.microsoft.com/office/drawing/2016/5/11/chartex" xmlns:cx6="http://schemas.microsoft.com/office/drawing/2016/5/12/chartex" xmlns:cx7="http://schemas.microsoft.com/office/drawing/2016/5/13/chartex" xmlns:cx8="http://schemas.microsoft.com/office/drawing/2016/5/14/chartex" xmlns:mc="http://schemas.openxmlformats.org/markup-compatibility/2006" xmlns:aink="http://schemas.microsoft.com/office/drawing/2016/ink" xmlns:am3d="http://schemas.microsoft.com/office/drawing/2017/model3d" xmlns:o="urn:schemas-microsoft-com:office:office" xmlns:oel="http://schemas.microsoft.com/office/2019/extlst" xmlns:r="http://schemas.openxmlformats.org/officeDocument/2006/relationships" xmlns:m="http://schemas.openxmlformats.org/officeDocument/2006/math" xmlns:v="urn:schemas-microsoft-com:vml" xmlns:wp14="http://schemas.microsoft.com/office/word/2010/wordprocessingDrawing" xmlns:wp="http://schemas.openxmlformats.org/drawingml/2006/wordprocessingDrawing" xmlns:w10="urn:schemas-microsoft-com:office:word" xmlns:w="http://schemas.openxmlformats.org/wordprocessingml/2006/main" xmlns:w14="http://schemas.microsoft.com/office/word/2010/wordml" xmlns:w15="http://schemas.microsoft.com/office/word/2012/wordml" xmlns:w16cex="http://schemas.microsoft.com/office/word/2018/wordml/cex" xmlns:w16cid="http://schemas.microsoft.com/office/word/2016/wordml/cid" xmlns:w16="http://schemas.microsoft.com/office/word/2018/wordml" xmlns:w16du="http://schemas.microsoft.com/office/word/2023/wordml/word16du" xmlns:w16sdtdh="http://schemas.microsoft.com/office/word/2020/wordml/sdtdatahash" xmlns:w16se="http://schemas.microsoft.com/office/word/2015/wordml/symex" xmlns:wpg="http://schemas.microsoft.com/office/word/2010/wordprocessingGroup" xmlns:wpi="http://schemas.microsoft.com/office/word/2010/wordprocessingInk" xmlns:wne="http://schemas.microsoft.com/office/word/2006/wordml" xmlns:wps="http://schemas.microsoft.com/office/word/2010/wordprocessingShape" mc:Ignorable="w14 w15 w16se w16cid w16 w16cex w16sdtdh w16du wp14">
   <w:endnote w:type="separator" w:id="-1">
     <w:p>
       <w:r>
@@ -1586,7 +1677,7 @@
 </file>
 
 <file path=word/footer1.xml><?xml version="1.0" encoding="utf-8"?>
-<w:ftr xmlns:wpc="http://schemas.microsoft.com/office/word/2010/wordprocessingCanvas" xmlns:cx="http://schemas.microsoft.com/office/drawing/2014/chartex" xmlns:cx1="http://schemas.microsoft.com/office/drawing/2015/9/8/chartex" xmlns:cx2="http://schemas.microsoft.com/office/drawing/2015/10/21/chartex" xmlns:cx3="http://schemas.microsoft.com/office/drawing/2016/5/9/chartex" xmlns:cx4="http://schemas.microsoft.com/office/drawing/2016/5/10/chartex" xmlns:cx5="http://schemas.microsoft.com/office/drawing/2016/5/11/chartex" xmlns:cx6="http://schemas.microsoft.com/office/drawing/2016/5/12/chartex" xmlns:cx7="http://schemas.microsoft.com/office/drawing/2016/5/13/chartex" xmlns:cx8="http://schemas.microsoft.com/office/drawing/2016/5/14/chartex" xmlns:mc="http://schemas.openxmlformats.org/markup-compatibility/2006" xmlns:aink="http://schemas.microsoft.com/office/drawing/2016/ink" xmlns:am3d="http://schemas.microsoft.com/office/drawing/2017/model3d" xmlns:o="urn:schemas-microsoft-com:office:office" xmlns:oel="http://schemas.microsoft.com/office/2019/extlst" xmlns:r="http://schemas.openxmlformats.org/officeDocument/2006/relationships" xmlns:m="http://schemas.openxmlformats.org/officeDocument/2006/math" xmlns:v="urn:schemas-microsoft-com:vml" xmlns:wp14="http://schemas.microsoft.com/office/word/2010/wordprocessingDrawing" xmlns:wp="http://schemas.openxmlformats.org/drawingml/2006/wordprocessingDrawing" xmlns:w10="urn:schemas-microsoft-com:office:word" xmlns:w="http://schemas.openxmlformats.org/wordprocessingml/2006/main" xmlns:w14="http://schemas.microsoft.com/office/word/2010/wordml" xmlns:w15="http://schemas.microsoft.com/office/word/2012/wordml" xmlns:w16cex="http://schemas.microsoft.com/office/word/2018/wordml/cex" xmlns:w16cid="http://schemas.microsoft.com/office/word/2016/wordml/cid" xmlns:w16="http://schemas.microsoft.com/office/word/2018/wordml" xmlns:w16du="http://schemas.microsoft.com/office/word/2023/wordml/word16du" xmlns:w16sdtdh="http://schemas.microsoft.com/office/word/2020/wordml/sdtdatahash" xmlns:w16sdtfl="http://schemas.microsoft.com/office/word/2024/wordml/sdtformatlock" xmlns:w16se="http://schemas.microsoft.com/office/word/2015/wordml/symex" xmlns:wpg="http://schemas.microsoft.com/office/word/2010/wordprocessingGroup" xmlns:wpi="http://schemas.microsoft.com/office/word/2010/wordprocessingInk" xmlns:wne="http://schemas.microsoft.com/office/word/2006/wordml" xmlns:wps="http://schemas.microsoft.com/office/word/2010/wordprocessingShape" mc:Ignorable="w14 w15 w16se w16cid w16 w16cex w16sdtdh w16sdtfl w16du wp14">
+<w:ftr xmlns:wpc="http://schemas.microsoft.com/office/word/2010/wordprocessingCanvas" xmlns:cx="http://schemas.microsoft.com/office/drawing/2014/chartex" xmlns:cx1="http://schemas.microsoft.com/office/drawing/2015/9/8/chartex" xmlns:cx2="http://schemas.microsoft.com/office/drawing/2015/10/21/chartex" xmlns:cx3="http://schemas.microsoft.com/office/drawing/2016/5/9/chartex" xmlns:cx4="http://schemas.microsoft.com/office/drawing/2016/5/10/chartex" xmlns:cx5="http://schemas.microsoft.com/office/drawing/2016/5/11/chartex" xmlns:cx6="http://schemas.microsoft.com/office/drawing/2016/5/12/chartex" xmlns:cx7="http://schemas.microsoft.com/office/drawing/2016/5/13/chartex" xmlns:cx8="http://schemas.microsoft.com/office/drawing/2016/5/14/chartex" xmlns:mc="http://schemas.openxmlformats.org/markup-compatibility/2006" xmlns:aink="http://schemas.microsoft.com/office/drawing/2016/ink" xmlns:am3d="http://schemas.microsoft.com/office/drawing/2017/model3d" xmlns:o="urn:schemas-microsoft-com:office:office" xmlns:oel="http://schemas.microsoft.com/office/2019/extlst" xmlns:r="http://schemas.openxmlformats.org/officeDocument/2006/relationships" xmlns:m="http://schemas.openxmlformats.org/officeDocument/2006/math" xmlns:v="urn:schemas-microsoft-com:vml" xmlns:wp14="http://schemas.microsoft.com/office/word/2010/wordprocessingDrawing" xmlns:wp="http://schemas.openxmlformats.org/drawingml/2006/wordprocessingDrawing" xmlns:w10="urn:schemas-microsoft-com:office:word" xmlns:w="http://schemas.openxmlformats.org/wordprocessingml/2006/main" xmlns:w14="http://schemas.microsoft.com/office/word/2010/wordml" xmlns:w15="http://schemas.microsoft.com/office/word/2012/wordml" xmlns:w16cex="http://schemas.microsoft.com/office/word/2018/wordml/cex" xmlns:w16cid="http://schemas.microsoft.com/office/word/2016/wordml/cid" xmlns:w16="http://schemas.microsoft.com/office/word/2018/wordml" xmlns:w16du="http://schemas.microsoft.com/office/word/2023/wordml/word16du" xmlns:w16sdtdh="http://schemas.microsoft.com/office/word/2020/wordml/sdtdatahash" xmlns:w16se="http://schemas.microsoft.com/office/word/2015/wordml/symex" xmlns:wpg="http://schemas.microsoft.com/office/word/2010/wordprocessingGroup" xmlns:wpi="http://schemas.microsoft.com/office/word/2010/wordprocessingInk" xmlns:wne="http://schemas.microsoft.com/office/word/2006/wordml" xmlns:wps="http://schemas.microsoft.com/office/word/2010/wordprocessingShape" mc:Ignorable="w14 w15 w16se w16cid w16 w16cex w16sdtdh w16du wp14">
   <w:p>
     <w:pPr>
       <w:pStyle w:val="Rodap"/>
@@ -1720,47 +1811,7 @@
         <w:sz w:val="16"/>
         <w:szCs w:val="16"/>
       </w:rPr>
-      <w:t>09</w:t>
-    </w:r>
-    <w:r>
-      <w:rPr>
-        <w:rFonts w:ascii="Arial" w:hAnsi="Arial" w:cs="Arial"/>
-        <w:snapToGrid w:val="0"/>
-        <w:color w:val="000000"/>
-        <w:sz w:val="16"/>
-        <w:szCs w:val="16"/>
-      </w:rPr>
-      <w:t>/</w:t>
-    </w:r>
-    <w:r>
-      <w:rPr>
-        <w:rFonts w:ascii="Arial" w:hAnsi="Arial" w:cs="Arial"/>
-        <w:snapToGrid w:val="0"/>
-        <w:color w:val="000000"/>
-        <w:sz w:val="16"/>
-        <w:szCs w:val="16"/>
-      </w:rPr>
-      <w:t>06</w:t>
-    </w:r>
-    <w:r>
-      <w:rPr>
-        <w:rFonts w:ascii="Arial" w:hAnsi="Arial" w:cs="Arial"/>
-        <w:snapToGrid w:val="0"/>
-        <w:color w:val="000000"/>
-        <w:sz w:val="16"/>
-        <w:szCs w:val="16"/>
-      </w:rPr>
-      <w:t>/202</w:t>
-    </w:r>
-    <w:r>
-      <w:rPr>
-        <w:rFonts w:ascii="Arial" w:hAnsi="Arial" w:cs="Arial"/>
-        <w:snapToGrid w:val="0"/>
-        <w:color w:val="000000"/>
-        <w:sz w:val="16"/>
-        <w:szCs w:val="16"/>
-      </w:rPr>
-      <w:t>5</w:t>
+      <w:t>04/01/2024</w:t>
     </w:r>
     <w:r>
       <w:rPr>
@@ -1909,7 +1960,7 @@
 </file>
 
 <file path=word/footnotes.xml><?xml version="1.0" encoding="utf-8"?>
-<w:footnotes xmlns:wpc="http://schemas.microsoft.com/office/word/2010/wordprocessingCanvas" xmlns:cx="http://schemas.microsoft.com/office/drawing/2014/chartex" xmlns:cx1="http://schemas.microsoft.com/office/drawing/2015/9/8/chartex" xmlns:cx2="http://schemas.microsoft.com/office/drawing/2015/10/21/chartex" xmlns:cx3="http://schemas.microsoft.com/office/drawing/2016/5/9/chartex" xmlns:cx4="http://schemas.microsoft.com/office/drawing/2016/5/10/chartex" xmlns:cx5="http://schemas.microsoft.com/office/drawing/2016/5/11/chartex" xmlns:cx6="http://schemas.microsoft.com/office/drawing/2016/5/12/chartex" xmlns:cx7="http://schemas.microsoft.com/office/drawing/2016/5/13/chartex" xmlns:cx8="http://schemas.microsoft.com/office/drawing/2016/5/14/chartex" xmlns:mc="http://schemas.openxmlformats.org/markup-compatibility/2006" xmlns:aink="http://schemas.microsoft.com/office/drawing/2016/ink" xmlns:am3d="http://schemas.microsoft.com/office/drawing/2017/model3d" xmlns:o="urn:schemas-microsoft-com:office:office" xmlns:oel="http://schemas.microsoft.com/office/2019/extlst" xmlns:r="http://schemas.openxmlformats.org/officeDocument/2006/relationships" xmlns:m="http://schemas.openxmlformats.org/officeDocument/2006/math" xmlns:v="urn:schemas-microsoft-com:vml" xmlns:wp14="http://schemas.microsoft.com/office/word/2010/wordprocessingDrawing" xmlns:wp="http://schemas.openxmlformats.org/drawingml/2006/wordprocessingDrawing" xmlns:w10="urn:schemas-microsoft-com:office:word" xmlns:w="http://schemas.openxmlformats.org/wordprocessingml/2006/main" xmlns:w14="http://schemas.microsoft.com/office/word/2010/wordml" xmlns:w15="http://schemas.microsoft.com/office/word/2012/wordml" xmlns:w16cex="http://schemas.microsoft.com/office/word/2018/wordml/cex" xmlns:w16cid="http://schemas.microsoft.com/office/word/2016/wordml/cid" xmlns:w16="http://schemas.microsoft.com/office/word/2018/wordml" xmlns:w16du="http://schemas.microsoft.com/office/word/2023/wordml/word16du" xmlns:w16sdtdh="http://schemas.microsoft.com/office/word/2020/wordml/sdtdatahash" xmlns:w16sdtfl="http://schemas.microsoft.com/office/word/2024/wordml/sdtformatlock" xmlns:w16se="http://schemas.microsoft.com/office/word/2015/wordml/symex" xmlns:wpg="http://schemas.microsoft.com/office/word/2010/wordprocessingGroup" xmlns:wpi="http://schemas.microsoft.com/office/word/2010/wordprocessingInk" xmlns:wne="http://schemas.microsoft.com/office/word/2006/wordml" xmlns:wps="http://schemas.microsoft.com/office/word/2010/wordprocessingShape" mc:Ignorable="w14 w15 w16se w16cid w16 w16cex w16sdtdh w16sdtfl w16du wp14">
+<w:footnotes xmlns:wpc="http://schemas.microsoft.com/office/word/2010/wordprocessingCanvas" xmlns:cx="http://schemas.microsoft.com/office/drawing/2014/chartex" xmlns:cx1="http://schemas.microsoft.com/office/drawing/2015/9/8/chartex" xmlns:cx2="http://schemas.microsoft.com/office/drawing/2015/10/21/chartex" xmlns:cx3="http://schemas.microsoft.com/office/drawing/2016/5/9/chartex" xmlns:cx4="http://schemas.microsoft.com/office/drawing/2016/5/10/chartex" xmlns:cx5="http://schemas.microsoft.com/office/drawing/2016/5/11/chartex" xmlns:cx6="http://schemas.microsoft.com/office/drawing/2016/5/12/chartex" xmlns:cx7="http://schemas.microsoft.com/office/drawing/2016/5/13/chartex" xmlns:cx8="http://schemas.microsoft.com/office/drawing/2016/5/14/chartex" xmlns:mc="http://schemas.openxmlformats.org/markup-compatibility/2006" xmlns:aink="http://schemas.microsoft.com/office/drawing/2016/ink" xmlns:am3d="http://schemas.microsoft.com/office/drawing/2017/model3d" xmlns:o="urn:schemas-microsoft-com:office:office" xmlns:oel="http://schemas.microsoft.com/office/2019/extlst" xmlns:r="http://schemas.openxmlformats.org/officeDocument/2006/relationships" xmlns:m="http://schemas.openxmlformats.org/officeDocument/2006/math" xmlns:v="urn:schemas-microsoft-com:vml" xmlns:wp14="http://schemas.microsoft.com/office/word/2010/wordprocessingDrawing" xmlns:wp="http://schemas.openxmlformats.org/drawingml/2006/wordprocessingDrawing" xmlns:w10="urn:schemas-microsoft-com:office:word" xmlns:w="http://schemas.openxmlformats.org/wordprocessingml/2006/main" xmlns:w14="http://schemas.microsoft.com/office/word/2010/wordml" xmlns:w15="http://schemas.microsoft.com/office/word/2012/wordml" xmlns:w16cex="http://schemas.microsoft.com/office/word/2018/wordml/cex" xmlns:w16cid="http://schemas.microsoft.com/office/word/2016/wordml/cid" xmlns:w16="http://schemas.microsoft.com/office/word/2018/wordml" xmlns:w16du="http://schemas.microsoft.com/office/word/2023/wordml/word16du" xmlns:w16sdtdh="http://schemas.microsoft.com/office/word/2020/wordml/sdtdatahash" xmlns:w16se="http://schemas.microsoft.com/office/word/2015/wordml/symex" xmlns:wpg="http://schemas.microsoft.com/office/word/2010/wordprocessingGroup" xmlns:wpi="http://schemas.microsoft.com/office/word/2010/wordprocessingInk" xmlns:wne="http://schemas.microsoft.com/office/word/2006/wordml" xmlns:wps="http://schemas.microsoft.com/office/word/2010/wordprocessingShape" mc:Ignorable="w14 w15 w16se w16cid w16 w16cex w16sdtdh w16du wp14">
   <w:footnote w:type="separator" w:id="-1">
     <w:p>
       <w:r>
@@ -1931,7 +1982,7 @@
 </file>
 
 <file path=word/header1.xml><?xml version="1.0" encoding="utf-8"?>
-<w:hdr xmlns:wpc="http://schemas.microsoft.com/office/word/2010/wordprocessingCanvas" xmlns:cx="http://schemas.microsoft.com/office/drawing/2014/chartex" xmlns:cx1="http://schemas.microsoft.com/office/drawing/2015/9/8/chartex" xmlns:cx2="http://schemas.microsoft.com/office/drawing/2015/10/21/chartex" xmlns:cx3="http://schemas.microsoft.com/office/drawing/2016/5/9/chartex" xmlns:cx4="http://schemas.microsoft.com/office/drawing/2016/5/10/chartex" xmlns:cx5="http://schemas.microsoft.com/office/drawing/2016/5/11/chartex" xmlns:cx6="http://schemas.microsoft.com/office/drawing/2016/5/12/chartex" xmlns:cx7="http://schemas.microsoft.com/office/drawing/2016/5/13/chartex" xmlns:cx8="http://schemas.microsoft.com/office/drawing/2016/5/14/chartex" xmlns:mc="http://schemas.openxmlformats.org/markup-compatibility/2006" xmlns:aink="http://schemas.microsoft.com/office/drawing/2016/ink" xmlns:am3d="http://schemas.microsoft.com/office/drawing/2017/model3d" xmlns:o="urn:schemas-microsoft-com:office:office" xmlns:oel="http://schemas.microsoft.com/office/2019/extlst" xmlns:r="http://schemas.openxmlformats.org/officeDocument/2006/relationships" xmlns:m="http://schemas.openxmlformats.org/officeDocument/2006/math" xmlns:v="urn:schemas-microsoft-com:vml" xmlns:wp14="http://schemas.microsoft.com/office/word/2010/wordprocessingDrawing" xmlns:wp="http://schemas.openxmlformats.org/drawingml/2006/wordprocessingDrawing" xmlns:w10="urn:schemas-microsoft-com:office:word" xmlns:w="http://schemas.openxmlformats.org/wordprocessingml/2006/main" xmlns:w14="http://schemas.microsoft.com/office/word/2010/wordml" xmlns:w15="http://schemas.microsoft.com/office/word/2012/wordml" xmlns:w16cex="http://schemas.microsoft.com/office/word/2018/wordml/cex" xmlns:w16cid="http://schemas.microsoft.com/office/word/2016/wordml/cid" xmlns:w16="http://schemas.microsoft.com/office/word/2018/wordml" xmlns:w16du="http://schemas.microsoft.com/office/word/2023/wordml/word16du" xmlns:w16sdtdh="http://schemas.microsoft.com/office/word/2020/wordml/sdtdatahash" xmlns:w16sdtfl="http://schemas.microsoft.com/office/word/2024/wordml/sdtformatlock" xmlns:w16se="http://schemas.microsoft.com/office/word/2015/wordml/symex" xmlns:wpg="http://schemas.microsoft.com/office/word/2010/wordprocessingGroup" xmlns:wpi="http://schemas.microsoft.com/office/word/2010/wordprocessingInk" xmlns:wne="http://schemas.microsoft.com/office/word/2006/wordml" xmlns:wps="http://schemas.microsoft.com/office/word/2010/wordprocessingShape" mc:Ignorable="w14 w15 w16se w16cid w16 w16cex w16sdtdh w16sdtfl w16du wp14">
+<w:hdr xmlns:wpc="http://schemas.microsoft.com/office/word/2010/wordprocessingCanvas" xmlns:cx="http://schemas.microsoft.com/office/drawing/2014/chartex" xmlns:cx1="http://schemas.microsoft.com/office/drawing/2015/9/8/chartex" xmlns:cx2="http://schemas.microsoft.com/office/drawing/2015/10/21/chartex" xmlns:cx3="http://schemas.microsoft.com/office/drawing/2016/5/9/chartex" xmlns:cx4="http://schemas.microsoft.com/office/drawing/2016/5/10/chartex" xmlns:cx5="http://schemas.microsoft.com/office/drawing/2016/5/11/chartex" xmlns:cx6="http://schemas.microsoft.com/office/drawing/2016/5/12/chartex" xmlns:cx7="http://schemas.microsoft.com/office/drawing/2016/5/13/chartex" xmlns:cx8="http://schemas.microsoft.com/office/drawing/2016/5/14/chartex" xmlns:mc="http://schemas.openxmlformats.org/markup-compatibility/2006" xmlns:aink="http://schemas.microsoft.com/office/drawing/2016/ink" xmlns:am3d="http://schemas.microsoft.com/office/drawing/2017/model3d" xmlns:o="urn:schemas-microsoft-com:office:office" xmlns:oel="http://schemas.microsoft.com/office/2019/extlst" xmlns:r="http://schemas.openxmlformats.org/officeDocument/2006/relationships" xmlns:m="http://schemas.openxmlformats.org/officeDocument/2006/math" xmlns:v="urn:schemas-microsoft-com:vml" xmlns:wp14="http://schemas.microsoft.com/office/word/2010/wordprocessingDrawing" xmlns:wp="http://schemas.openxmlformats.org/drawingml/2006/wordprocessingDrawing" xmlns:w10="urn:schemas-microsoft-com:office:word" xmlns:w="http://schemas.openxmlformats.org/wordprocessingml/2006/main" xmlns:w14="http://schemas.microsoft.com/office/word/2010/wordml" xmlns:w15="http://schemas.microsoft.com/office/word/2012/wordml" xmlns:w16cex="http://schemas.microsoft.com/office/word/2018/wordml/cex" xmlns:w16cid="http://schemas.microsoft.com/office/word/2016/wordml/cid" xmlns:w16="http://schemas.microsoft.com/office/word/2018/wordml" xmlns:w16du="http://schemas.microsoft.com/office/word/2023/wordml/word16du" xmlns:w16sdtdh="http://schemas.microsoft.com/office/word/2020/wordml/sdtdatahash" xmlns:w16se="http://schemas.microsoft.com/office/word/2015/wordml/symex" xmlns:wpg="http://schemas.microsoft.com/office/word/2010/wordprocessingGroup" xmlns:wpi="http://schemas.microsoft.com/office/word/2010/wordprocessingInk" xmlns:wne="http://schemas.microsoft.com/office/word/2006/wordml" xmlns:wps="http://schemas.microsoft.com/office/word/2010/wordprocessingShape" mc:Ignorable="w14 w15 w16se w16cid w16 w16cex w16sdtdh w16du wp14">
   <w:tbl>
     <w:tblPr>
       <w:tblW w:w="10063" w:type="dxa"/>
@@ -2035,7 +2086,30 @@
               <w:sz w:val="30"/>
               <w:lang w:eastAsia="pt-BR"/>
             </w:rPr>
-            <w:t>Logo</w:t>
+            <w:pict w14:anchorId="7C8D6D45">
+              <v:shapetype id="_x0000_t75" coordsize="21600,21600" o:spt="75" o:preferrelative="t" path="m@4@5l@4@11@9@11@9@5xe" filled="f" stroked="f">
+                <v:stroke joinstyle="miter"/>
+                <v:formulas>
+                  <v:f eqn="if lineDrawn pixelLineWidth 0"/>
+                  <v:f eqn="sum @0 1 0"/>
+                  <v:f eqn="sum 0 0 @1"/>
+                  <v:f eqn="prod @2 1 2"/>
+                  <v:f eqn="prod @3 21600 pixelWidth"/>
+                  <v:f eqn="prod @3 21600 pixelHeight"/>
+                  <v:f eqn="sum @0 0 1"/>
+                  <v:f eqn="prod @6 1 2"/>
+                  <v:f eqn="prod @7 21600 pixelWidth"/>
+                  <v:f eqn="sum @8 21600 0"/>
+                  <v:f eqn="prod @7 21600 pixelHeight"/>
+                  <v:f eqn="sum @10 21600 0"/>
+                </v:formulas>
+                <v:path o:extrusionok="f" gradientshapeok="t" o:connecttype="rect"/>
+                <o:lock v:ext="edit" aspectratio="t"/>
+              </v:shapetype>
+              <v:shape id="_x0000_i1025" type="#_x0000_t75" style="width:114pt;height:39.75pt">
+                <v:imagedata r:id="rId1" o:title="4win_horizontal_colorida-positiva"/>
+              </v:shape>
+            </w:pict>
           </w:r>
         </w:p>
       </w:tc>
@@ -2097,7 +2171,7 @@
 </file>
 
 <file path=word/numbering.xml><?xml version="1.0" encoding="utf-8"?>
-<w:numbering xmlns:wpc="http://schemas.microsoft.com/office/word/2010/wordprocessingCanvas" xmlns:cx="http://schemas.microsoft.com/office/drawing/2014/chartex" xmlns:cx1="http://schemas.microsoft.com/office/drawing/2015/9/8/chartex" xmlns:cx2="http://schemas.microsoft.com/office/drawing/2015/10/21/chartex" xmlns:cx3="http://schemas.microsoft.com/office/drawing/2016/5/9/chartex" xmlns:cx4="http://schemas.microsoft.com/office/drawing/2016/5/10/chartex" xmlns:cx5="http://schemas.microsoft.com/office/drawing/2016/5/11/chartex" xmlns:cx6="http://schemas.microsoft.com/office/drawing/2016/5/12/chartex" xmlns:cx7="http://schemas.microsoft.com/office/drawing/2016/5/13/chartex" xmlns:cx8="http://schemas.microsoft.com/office/drawing/2016/5/14/chartex" xmlns:mc="http://schemas.openxmlformats.org/markup-compatibility/2006" xmlns:aink="http://schemas.microsoft.com/office/drawing/2016/ink" xmlns:am3d="http://schemas.microsoft.com/office/drawing/2017/model3d" xmlns:o="urn:schemas-microsoft-com:office:office" xmlns:oel="http://schemas.microsoft.com/office/2019/extlst" xmlns:r="http://schemas.openxmlformats.org/officeDocument/2006/relationships" xmlns:m="http://schemas.openxmlformats.org/officeDocument/2006/math" xmlns:v="urn:schemas-microsoft-com:vml" xmlns:wp14="http://schemas.microsoft.com/office/word/2010/wordprocessingDrawing" xmlns:wp="http://schemas.openxmlformats.org/drawingml/2006/wordprocessingDrawing" xmlns:w10="urn:schemas-microsoft-com:office:word" xmlns:w="http://schemas.openxmlformats.org/wordprocessingml/2006/main" xmlns:w14="http://schemas.microsoft.com/office/word/2010/wordml" xmlns:w15="http://schemas.microsoft.com/office/word/2012/wordml" xmlns:w16cex="http://schemas.microsoft.com/office/word/2018/wordml/cex" xmlns:w16cid="http://schemas.microsoft.com/office/word/2016/wordml/cid" xmlns:w16="http://schemas.microsoft.com/office/word/2018/wordml" xmlns:w16du="http://schemas.microsoft.com/office/word/2023/wordml/word16du" xmlns:w16sdtdh="http://schemas.microsoft.com/office/word/2020/wordml/sdtdatahash" xmlns:w16sdtfl="http://schemas.microsoft.com/office/word/2024/wordml/sdtformatlock" xmlns:w16se="http://schemas.microsoft.com/office/word/2015/wordml/symex" xmlns:wpg="http://schemas.microsoft.com/office/word/2010/wordprocessingGroup" xmlns:wpi="http://schemas.microsoft.com/office/word/2010/wordprocessingInk" xmlns:wne="http://schemas.microsoft.com/office/word/2006/wordml" xmlns:wps="http://schemas.microsoft.com/office/word/2010/wordprocessingShape" mc:Ignorable="w14 w15 w16se w16cid w16 w16cex w16sdtdh w16sdtfl w16du wp14">
+<w:numbering xmlns:wpc="http://schemas.microsoft.com/office/word/2010/wordprocessingCanvas" xmlns:cx="http://schemas.microsoft.com/office/drawing/2014/chartex" xmlns:cx1="http://schemas.microsoft.com/office/drawing/2015/9/8/chartex" xmlns:cx2="http://schemas.microsoft.com/office/drawing/2015/10/21/chartex" xmlns:cx3="http://schemas.microsoft.com/office/drawing/2016/5/9/chartex" xmlns:cx4="http://schemas.microsoft.com/office/drawing/2016/5/10/chartex" xmlns:cx5="http://schemas.microsoft.com/office/drawing/2016/5/11/chartex" xmlns:cx6="http://schemas.microsoft.com/office/drawing/2016/5/12/chartex" xmlns:cx7="http://schemas.microsoft.com/office/drawing/2016/5/13/chartex" xmlns:cx8="http://schemas.microsoft.com/office/drawing/2016/5/14/chartex" xmlns:mc="http://schemas.openxmlformats.org/markup-compatibility/2006" xmlns:aink="http://schemas.microsoft.com/office/drawing/2016/ink" xmlns:am3d="http://schemas.microsoft.com/office/drawing/2017/model3d" xmlns:o="urn:schemas-microsoft-com:office:office" xmlns:oel="http://schemas.microsoft.com/office/2019/extlst" xmlns:r="http://schemas.openxmlformats.org/officeDocument/2006/relationships" xmlns:m="http://schemas.openxmlformats.org/officeDocument/2006/math" xmlns:v="urn:schemas-microsoft-com:vml" xmlns:wp14="http://schemas.microsoft.com/office/word/2010/wordprocessingDrawing" xmlns:wp="http://schemas.openxmlformats.org/drawingml/2006/wordprocessingDrawing" xmlns:w10="urn:schemas-microsoft-com:office:word" xmlns:w="http://schemas.openxmlformats.org/wordprocessingml/2006/main" xmlns:w14="http://schemas.microsoft.com/office/word/2010/wordml" xmlns:w15="http://schemas.microsoft.com/office/word/2012/wordml" xmlns:w16cex="http://schemas.microsoft.com/office/word/2018/wordml/cex" xmlns:w16cid="http://schemas.microsoft.com/office/word/2016/wordml/cid" xmlns:w16="http://schemas.microsoft.com/office/word/2018/wordml" xmlns:w16du="http://schemas.microsoft.com/office/word/2023/wordml/word16du" xmlns:w16sdtdh="http://schemas.microsoft.com/office/word/2020/wordml/sdtdatahash" xmlns:w16se="http://schemas.microsoft.com/office/word/2015/wordml/symex" xmlns:wpg="http://schemas.microsoft.com/office/word/2010/wordprocessingGroup" xmlns:wpi="http://schemas.microsoft.com/office/word/2010/wordprocessingInk" xmlns:wne="http://schemas.microsoft.com/office/word/2006/wordml" xmlns:wps="http://schemas.microsoft.com/office/word/2010/wordprocessingShape" mc:Ignorable="w14 w15 w16se w16cid w16 w16cex w16sdtdh w16du wp14">
   <w:abstractNum w:abstractNumId="0" w15:restartNumberingAfterBreak="0">
     <w:nsid w:val="00741762"/>
     <w:multiLevelType w:val="singleLevel"/>
@@ -2678,7 +2752,7 @@
 </file>
 
 <file path=word/styles.xml><?xml version="1.0" encoding="utf-8"?>
-<w:styles xmlns:mc="http://schemas.openxmlformats.org/markup-compatibility/2006" xmlns:r="http://schemas.openxmlformats.org/officeDocument/2006/relationships" xmlns:w="http://schemas.openxmlformats.org/wordprocessingml/2006/main" xmlns:w14="http://schemas.microsoft.com/office/word/2010/wordml" xmlns:w15="http://schemas.microsoft.com/office/word/2012/wordml" xmlns:w16cex="http://schemas.microsoft.com/office/word/2018/wordml/cex" xmlns:w16cid="http://schemas.microsoft.com/office/word/2016/wordml/cid" xmlns:w16="http://schemas.microsoft.com/office/word/2018/wordml" xmlns:w16du="http://schemas.microsoft.com/office/word/2023/wordml/word16du" xmlns:w16sdtdh="http://schemas.microsoft.com/office/word/2020/wordml/sdtdatahash" xmlns:w16sdtfl="http://schemas.microsoft.com/office/word/2024/wordml/sdtformatlock" xmlns:w16se="http://schemas.microsoft.com/office/word/2015/wordml/symex" mc:Ignorable="w14 w15 w16se w16cid w16 w16cex w16sdtdh w16sdtfl w16du">
+<w:styles xmlns:mc="http://schemas.openxmlformats.org/markup-compatibility/2006" xmlns:r="http://schemas.openxmlformats.org/officeDocument/2006/relationships" xmlns:w="http://schemas.openxmlformats.org/wordprocessingml/2006/main" xmlns:w14="http://schemas.microsoft.com/office/word/2010/wordml" xmlns:w15="http://schemas.microsoft.com/office/word/2012/wordml" xmlns:w16cex="http://schemas.microsoft.com/office/word/2018/wordml/cex" xmlns:w16cid="http://schemas.microsoft.com/office/word/2016/wordml/cid" xmlns:w16="http://schemas.microsoft.com/office/word/2018/wordml" xmlns:w16du="http://schemas.microsoft.com/office/word/2023/wordml/word16du" xmlns:w16sdtdh="http://schemas.microsoft.com/office/word/2020/wordml/sdtdatahash" xmlns:w16se="http://schemas.microsoft.com/office/word/2015/wordml/symex" mc:Ignorable="w14 w15 w16se w16cid w16 w16cex w16sdtdh w16du">
   <w:docDefaults>
     <w:rPrDefault>
       <w:rPr>

--- a/src/test/resources/Evidencia Modelo.docx
+++ b/src/test/resources/Evidencia Modelo.docx
@@ -21,10 +21,9 @@
       </w:tblPr>
       <w:tblGrid>
         <w:gridCol w:w="1620"/>
-        <w:gridCol w:w="2066"/>
-        <w:gridCol w:w="4678"/>
-        <w:gridCol w:w="425"/>
-        <w:gridCol w:w="850"/>
+        <w:gridCol w:w="2775"/>
+        <w:gridCol w:w="3543"/>
+        <w:gridCol w:w="1701"/>
         <w:gridCol w:w="426"/>
       </w:tblGrid>
       <w:tr>
@@ -62,8 +61,7 @@
         </w:tc>
         <w:tc>
           <w:tcPr>
-            <w:tcW w:w="6744" w:type="dxa"/>
-            <w:gridSpan w:val="2"/>
+            <w:tcW w:w="2775" w:type="dxa"/>
             <w:tcBorders>
               <w:top w:val="single" w:sz="4" w:space="0" w:color="000000"/>
               <w:left w:val="nil"/>
@@ -94,7 +92,7 @@
         </w:tc>
         <w:tc>
           <w:tcPr>
-            <w:tcW w:w="1275" w:type="dxa"/>
+            <w:tcW w:w="5244" w:type="dxa"/>
             <w:gridSpan w:val="2"/>
             <w:tcBorders>
               <w:top w:val="single" w:sz="4" w:space="0" w:color="auto"/>
@@ -180,7 +178,7 @@
         </w:trPr>
         <w:tc>
           <w:tcPr>
-            <w:tcW w:w="3686" w:type="dxa"/>
+            <w:tcW w:w="4395" w:type="dxa"/>
             <w:gridSpan w:val="2"/>
           </w:tcPr>
           <w:p>
@@ -207,8 +205,8 @@
         </w:tc>
         <w:tc>
           <w:tcPr>
-            <w:tcW w:w="6379" w:type="dxa"/>
-            <w:gridSpan w:val="4"/>
+            <w:tcW w:w="5670" w:type="dxa"/>
+            <w:gridSpan w:val="3"/>
           </w:tcPr>
           <w:p>
             <w:pPr>
@@ -251,7 +249,7 @@
         </w:trPr>
         <w:tc>
           <w:tcPr>
-            <w:tcW w:w="3686" w:type="dxa"/>
+            <w:tcW w:w="4395" w:type="dxa"/>
             <w:gridSpan w:val="2"/>
           </w:tcPr>
           <w:p>
@@ -278,8 +276,8 @@
         </w:tc>
         <w:tc>
           <w:tcPr>
-            <w:tcW w:w="6379" w:type="dxa"/>
-            <w:gridSpan w:val="4"/>
+            <w:tcW w:w="5670" w:type="dxa"/>
+            <w:gridSpan w:val="3"/>
           </w:tcPr>
           <w:p>
             <w:pPr>
@@ -322,7 +320,7 @@
         </w:trPr>
         <w:tc>
           <w:tcPr>
-            <w:tcW w:w="3686" w:type="dxa"/>
+            <w:tcW w:w="4395" w:type="dxa"/>
             <w:gridSpan w:val="2"/>
           </w:tcPr>
           <w:p>
@@ -349,8 +347,8 @@
         </w:tc>
         <w:tc>
           <w:tcPr>
-            <w:tcW w:w="6379" w:type="dxa"/>
-            <w:gridSpan w:val="4"/>
+            <w:tcW w:w="5670" w:type="dxa"/>
+            <w:gridSpan w:val="3"/>
           </w:tcPr>
           <w:p>
             <w:pPr>
@@ -393,7 +391,7 @@
         </w:trPr>
         <w:tc>
           <w:tcPr>
-            <w:tcW w:w="3686" w:type="dxa"/>
+            <w:tcW w:w="4395" w:type="dxa"/>
             <w:gridSpan w:val="2"/>
           </w:tcPr>
           <w:p>
@@ -420,8 +418,8 @@
         </w:tc>
         <w:tc>
           <w:tcPr>
-            <w:tcW w:w="6379" w:type="dxa"/>
-            <w:gridSpan w:val="4"/>
+            <w:tcW w:w="5670" w:type="dxa"/>
+            <w:gridSpan w:val="3"/>
           </w:tcPr>
           <w:p>
             <w:pPr>
@@ -464,7 +462,7 @@
         </w:trPr>
         <w:tc>
           <w:tcPr>
-            <w:tcW w:w="3686" w:type="dxa"/>
+            <w:tcW w:w="4395" w:type="dxa"/>
             <w:gridSpan w:val="2"/>
           </w:tcPr>
           <w:p>
@@ -491,8 +489,8 @@
         </w:tc>
         <w:tc>
           <w:tcPr>
-            <w:tcW w:w="6379" w:type="dxa"/>
-            <w:gridSpan w:val="4"/>
+            <w:tcW w:w="5670" w:type="dxa"/>
+            <w:gridSpan w:val="3"/>
           </w:tcPr>
           <w:p>
             <w:pPr>
@@ -535,7 +533,7 @@
         </w:trPr>
         <w:tc>
           <w:tcPr>
-            <w:tcW w:w="3686" w:type="dxa"/>
+            <w:tcW w:w="4395" w:type="dxa"/>
             <w:gridSpan w:val="2"/>
           </w:tcPr>
           <w:p>
@@ -562,8 +560,8 @@
         </w:tc>
         <w:tc>
           <w:tcPr>
-            <w:tcW w:w="6379" w:type="dxa"/>
-            <w:gridSpan w:val="4"/>
+            <w:tcW w:w="5670" w:type="dxa"/>
+            <w:gridSpan w:val="3"/>
           </w:tcPr>
           <w:p>
             <w:pPr>
@@ -606,7 +604,7 @@
         </w:trPr>
         <w:tc>
           <w:tcPr>
-            <w:tcW w:w="3686" w:type="dxa"/>
+            <w:tcW w:w="4395" w:type="dxa"/>
             <w:gridSpan w:val="2"/>
           </w:tcPr>
           <w:p>
@@ -633,8 +631,8 @@
         </w:tc>
         <w:tc>
           <w:tcPr>
-            <w:tcW w:w="6379" w:type="dxa"/>
-            <w:gridSpan w:val="4"/>
+            <w:tcW w:w="5670" w:type="dxa"/>
+            <w:gridSpan w:val="3"/>
           </w:tcPr>
           <w:p>
             <w:pPr>
@@ -675,7 +673,7 @@
         </w:trPr>
         <w:tc>
           <w:tcPr>
-            <w:tcW w:w="3686" w:type="dxa"/>
+            <w:tcW w:w="4395" w:type="dxa"/>
             <w:gridSpan w:val="2"/>
           </w:tcPr>
           <w:p>
@@ -702,8 +700,8 @@
         </w:tc>
         <w:tc>
           <w:tcPr>
-            <w:tcW w:w="6379" w:type="dxa"/>
-            <w:gridSpan w:val="4"/>
+            <w:tcW w:w="5670" w:type="dxa"/>
+            <w:gridSpan w:val="3"/>
           </w:tcPr>
           <w:p>
             <w:pPr>
@@ -740,7 +738,7 @@
         </w:trPr>
         <w:tc>
           <w:tcPr>
-            <w:tcW w:w="3686" w:type="dxa"/>
+            <w:tcW w:w="4395" w:type="dxa"/>
             <w:gridSpan w:val="2"/>
           </w:tcPr>
           <w:p>
@@ -767,56 +765,54 @@
         </w:tc>
         <w:tc>
           <w:tcPr>
-            <w:tcW w:w="5103" w:type="dxa"/>
+            <w:tcW w:w="3543" w:type="dxa"/>
+          </w:tcPr>
+          <w:p>
+            <w:pPr>
+              <w:spacing w:before="100"/>
+              <w:rPr>
+                <w:rFonts w:ascii="Arial" w:hAnsi="Arial" w:cs="Arial"/>
+                <w:iCs/>
+              </w:rPr>
+            </w:pPr>
+            <w:r>
+              <w:rPr>
+                <w:rFonts w:ascii="Arial" w:hAnsi="Arial" w:cs="Arial"/>
+                <w:iCs/>
+              </w:rPr>
+              <w:t>fim</w:t>
+            </w:r>
+          </w:p>
+        </w:tc>
+        <w:tc>
+          <w:tcPr>
+            <w:tcW w:w="2127" w:type="dxa"/>
             <w:gridSpan w:val="2"/>
           </w:tcPr>
           <w:p>
             <w:pPr>
-              <w:spacing w:before="100"/>
-              <w:rPr>
-                <w:rFonts w:ascii="Arial" w:hAnsi="Arial" w:cs="Arial"/>
-                <w:iCs/>
+              <w:rPr>
+                <w:rFonts w:ascii="Arial" w:hAnsi="Arial" w:cs="Arial"/>
+                <w:b/>
+                <w:bCs/>
               </w:rPr>
             </w:pPr>
             <w:r>
               <w:rPr>
                 <w:rFonts w:ascii="Arial" w:hAnsi="Arial" w:cs="Arial"/>
-                <w:iCs/>
-              </w:rPr>
-              <w:t>fim</w:t>
-            </w:r>
-          </w:p>
-        </w:tc>
-        <w:tc>
-          <w:tcPr>
-            <w:tcW w:w="1276" w:type="dxa"/>
-            <w:gridSpan w:val="2"/>
-          </w:tcPr>
-          <w:p>
-            <w:pPr>
-              <w:rPr>
-                <w:rFonts w:ascii="Arial" w:hAnsi="Arial" w:cs="Arial"/>
                 <w:b/>
                 <w:bCs/>
               </w:rPr>
-            </w:pPr>
+              <w:t>Status:</w:t>
+            </w:r>
             <w:r>
               <w:rPr>
                 <w:rFonts w:ascii="Arial" w:hAnsi="Arial" w:cs="Arial"/>
                 <w:b/>
                 <w:bCs/>
               </w:rPr>
-              <w:t>Status:</w:t>
-            </w:r>
-          </w:p>
-          <w:p>
-            <w:pPr>
-              <w:rPr>
-                <w:rFonts w:ascii="Arial" w:hAnsi="Arial" w:cs="Arial"/>
-                <w:b/>
-                <w:bCs/>
-              </w:rPr>
-            </w:pPr>
+              <w:t xml:space="preserve"> </w:t>
+            </w:r>
             <w:r>
               <w:rPr>
                 <w:rFonts w:ascii="Arial" w:hAnsi="Arial" w:cs="Arial"/>
@@ -879,682 +875,8 @@
       </w:r>
       <w:proofErr w:type="spellEnd"/>
     </w:p>
-    <w:p>
-      <w:pPr>
-        <w:pStyle w:val="CabealhoHeader1h"/>
-        <w:rPr>
-          <w:rFonts w:ascii="Arial" w:hAnsi="Arial" w:cs="Arial"/>
-          <w:color w:val="000000"/>
-          <w:sz w:val="16"/>
-          <w:szCs w:val="16"/>
-        </w:rPr>
-      </w:pPr>
-      <w:r>
-        <w:rPr>
-          <w:rFonts w:ascii="Arial" w:hAnsi="Arial" w:cs="Arial"/>
-          <w:color w:val="000000"/>
-          <w:sz w:val="16"/>
-          <w:szCs w:val="16"/>
-        </w:rPr>
-        <w:t>Massa de teste</w:t>
-      </w:r>
-      <w:r>
-        <w:rPr>
-          <w:rFonts w:ascii="Arial" w:hAnsi="Arial" w:cs="Arial"/>
-          <w:color w:val="000000"/>
-          <w:sz w:val="16"/>
-          <w:szCs w:val="16"/>
-        </w:rPr>
-        <w:t>:</w:t>
-      </w:r>
-    </w:p>
-    <w:p>
-      <w:pPr>
-        <w:pStyle w:val="CabealhoHeader1h"/>
-        <w:rPr>
-          <w:rFonts w:ascii="Arial" w:hAnsi="Arial" w:cs="Arial"/>
-          <w:color w:val="000000"/>
-          <w:sz w:val="16"/>
-          <w:szCs w:val="16"/>
-        </w:rPr>
-      </w:pPr>
-    </w:p>
-    <w:p>
-      <w:pPr>
-        <w:rPr>
-          <w:rFonts w:ascii="Arial" w:hAnsi="Arial" w:cs="Arial"/>
-          <w:color w:val="000000"/>
-          <w:sz w:val="16"/>
-          <w:szCs w:val="16"/>
-        </w:rPr>
-      </w:pPr>
-      <w:r>
-        <w:rPr>
-          <w:rFonts w:ascii="Arial" w:hAnsi="Arial" w:cs="Arial"/>
-          <w:color w:val="000000"/>
-          <w:sz w:val="16"/>
-          <w:szCs w:val="16"/>
-        </w:rPr>
-        <w:tab/>
-        <w:t>massa</w:t>
-      </w:r>
-    </w:p>
-    <w:p>
-      <w:pPr>
-        <w:rPr>
-          <w:rFonts w:ascii="Arial" w:hAnsi="Arial" w:cs="Arial"/>
-          <w:color w:val="000000"/>
-          <w:sz w:val="16"/>
-          <w:szCs w:val="16"/>
-        </w:rPr>
-      </w:pPr>
-      <w:r>
-        <w:rPr>
-          <w:rFonts w:ascii="Arial" w:hAnsi="Arial" w:cs="Arial"/>
-          <w:color w:val="000000"/>
-          <w:sz w:val="16"/>
-          <w:szCs w:val="16"/>
-        </w:rPr>
-        <w:tab/>
-        <w:t>senha</w:t>
-      </w:r>
-    </w:p>
-    <w:p>
-      <w:pPr>
-        <w:rPr>
-          <w:rFonts w:ascii="Arial" w:hAnsi="Arial" w:cs="Arial"/>
-          <w:b/>
-          <w:bCs/>
-          <w:color w:val="000000"/>
-        </w:rPr>
-      </w:pPr>
-    </w:p>
-    <w:p>
-      <w:pPr>
-        <w:rPr>
-          <w:rFonts w:ascii="Arial" w:hAnsi="Arial" w:cs="Arial"/>
-          <w:b/>
-          <w:bCs/>
-          <w:color w:val="000000"/>
-        </w:rPr>
-      </w:pPr>
-    </w:p>
-    <w:p>
-      <w:pPr>
-        <w:rPr>
-          <w:rFonts w:ascii="Courier New" w:hAnsi="Courier New" w:cs="Courier New"/>
-          <w:color w:val="000000"/>
-          <w:sz w:val="16"/>
-          <w:szCs w:val="16"/>
-        </w:rPr>
-      </w:pPr>
-      <w:r>
-        <w:rPr>
-          <w:rFonts w:ascii="Courier New" w:hAnsi="Courier New" w:cs="Courier New"/>
-          <w:color w:val="000000"/>
-          <w:sz w:val="16"/>
-          <w:szCs w:val="16"/>
-        </w:rPr>
-        <w:t>Cenário:</w:t>
-      </w:r>
-      <w:r>
-        <w:rPr>
-          <w:rFonts w:ascii="Courier New" w:hAnsi="Courier New" w:cs="Courier New"/>
-          <w:color w:val="000000"/>
-          <w:sz w:val="16"/>
-          <w:szCs w:val="16"/>
-        </w:rPr>
-        <w:t xml:space="preserve"> </w:t>
-      </w:r>
-      <w:proofErr w:type="spellStart"/>
-      <w:r>
-        <w:rPr>
-          <w:rFonts w:ascii="Courier New" w:hAnsi="Courier New" w:cs="Courier New"/>
-          <w:color w:val="000000"/>
-          <w:sz w:val="16"/>
-          <w:szCs w:val="16"/>
-        </w:rPr>
-        <w:t>cen</w:t>
-      </w:r>
-      <w:proofErr w:type="spellEnd"/>
-    </w:p>
-    <w:p>
-      <w:pPr>
-        <w:rPr>
-          <w:rFonts w:ascii="Courier New" w:hAnsi="Courier New" w:cs="Courier New"/>
-          <w:color w:val="000000"/>
-          <w:sz w:val="16"/>
-          <w:szCs w:val="16"/>
-        </w:rPr>
-      </w:pPr>
-    </w:p>
-    <w:p>
-      <w:pPr>
-        <w:ind w:left="708"/>
-        <w:rPr>
-          <w:rFonts w:ascii="Courier New" w:hAnsi="Courier New" w:cs="Courier New"/>
-          <w:color w:val="000000"/>
-        </w:rPr>
-      </w:pPr>
-      <w:r>
-        <w:rPr>
-          <w:rFonts w:ascii="Courier New" w:hAnsi="Courier New" w:cs="Courier New"/>
-          <w:color w:val="000000"/>
-          <w:sz w:val="16"/>
-          <w:szCs w:val="16"/>
-        </w:rPr>
-        <w:t>etapa</w:t>
-      </w:r>
-    </w:p>
-    <w:p>
-      <w:pPr>
-        <w:rPr>
-          <w:rFonts w:ascii="Arial" w:hAnsi="Arial" w:cs="Arial"/>
-        </w:rPr>
-      </w:pPr>
-      <w:r>
-        <w:rPr>
-          <w:rFonts w:ascii="Arial" w:hAnsi="Arial" w:cs="Arial"/>
-        </w:rPr>
-        <w:t>print</w:t>
-      </w:r>
-    </w:p>
-    <w:p>
-      <w:pPr>
-        <w:rPr>
-          <w:rFonts w:ascii="Arial" w:hAnsi="Arial" w:cs="Arial"/>
-          <w:b/>
-        </w:rPr>
-      </w:pPr>
-      <w:r>
-        <w:rPr>
-          <w:rFonts w:ascii="Arial" w:hAnsi="Arial" w:cs="Arial"/>
-        </w:rPr>
-        <w:br w:type="page"/>
-      </w:r>
-      <w:r>
-        <w:rPr>
-          <w:rFonts w:ascii="Arial" w:hAnsi="Arial" w:cs="Arial"/>
-          <w:b/>
-        </w:rPr>
-        <w:lastRenderedPageBreak/>
-        <w:t>Histórico do documento:</w:t>
-      </w:r>
-    </w:p>
-    <w:p>
-      <w:pPr>
-        <w:rPr>
-          <w:rFonts w:ascii="Arial" w:hAnsi="Arial" w:cs="Arial"/>
-          <w:u w:val="single"/>
-        </w:rPr>
-      </w:pPr>
-    </w:p>
-    <w:tbl>
-      <w:tblPr>
-        <w:tblW w:w="10065" w:type="dxa"/>
-        <w:tblInd w:w="108" w:type="dxa"/>
-        <w:tblBorders>
-          <w:top w:val="single" w:sz="4" w:space="0" w:color="auto"/>
-          <w:left w:val="single" w:sz="4" w:space="0" w:color="auto"/>
-          <w:bottom w:val="single" w:sz="4" w:space="0" w:color="auto"/>
-          <w:right w:val="single" w:sz="4" w:space="0" w:color="auto"/>
-          <w:insideH w:val="single" w:sz="4" w:space="0" w:color="auto"/>
-          <w:insideV w:val="single" w:sz="4" w:space="0" w:color="auto"/>
-        </w:tblBorders>
-        <w:tblLayout w:type="fixed"/>
-        <w:tblLook w:val="04A0" w:firstRow="1" w:lastRow="0" w:firstColumn="1" w:lastColumn="0" w:noHBand="0" w:noVBand="1"/>
-      </w:tblPr>
-      <w:tblGrid>
-        <w:gridCol w:w="993"/>
-        <w:gridCol w:w="2551"/>
-        <w:gridCol w:w="1701"/>
-        <w:gridCol w:w="4820"/>
-      </w:tblGrid>
-      <w:tr>
-        <w:tc>
-          <w:tcPr>
-            <w:tcW w:w="993" w:type="dxa"/>
-          </w:tcPr>
-          <w:p>
-            <w:pPr>
-              <w:jc w:val="center"/>
-              <w:rPr>
-                <w:rFonts w:ascii="Arial" w:hAnsi="Arial" w:cs="Arial"/>
-                <w:b/>
-              </w:rPr>
-            </w:pPr>
-            <w:r>
-              <w:rPr>
-                <w:rFonts w:ascii="Arial" w:hAnsi="Arial" w:cs="Arial"/>
-                <w:b/>
-              </w:rPr>
-              <w:t>Versão</w:t>
-            </w:r>
-          </w:p>
-        </w:tc>
-        <w:tc>
-          <w:tcPr>
-            <w:tcW w:w="2551" w:type="dxa"/>
-          </w:tcPr>
-          <w:p>
-            <w:pPr>
-              <w:jc w:val="center"/>
-              <w:rPr>
-                <w:rFonts w:ascii="Arial" w:hAnsi="Arial" w:cs="Arial"/>
-                <w:b/>
-              </w:rPr>
-            </w:pPr>
-            <w:r>
-              <w:rPr>
-                <w:rFonts w:ascii="Arial" w:hAnsi="Arial" w:cs="Arial"/>
-                <w:b/>
-              </w:rPr>
-              <w:t>Autor</w:t>
-            </w:r>
-          </w:p>
-        </w:tc>
-        <w:tc>
-          <w:tcPr>
-            <w:tcW w:w="1701" w:type="dxa"/>
-          </w:tcPr>
-          <w:p>
-            <w:pPr>
-              <w:jc w:val="center"/>
-              <w:rPr>
-                <w:rFonts w:ascii="Arial" w:hAnsi="Arial" w:cs="Arial"/>
-                <w:b/>
-              </w:rPr>
-            </w:pPr>
-            <w:r>
-              <w:rPr>
-                <w:rFonts w:ascii="Arial" w:hAnsi="Arial" w:cs="Arial"/>
-                <w:b/>
-              </w:rPr>
-              <w:t>Data</w:t>
-            </w:r>
-          </w:p>
-        </w:tc>
-        <w:tc>
-          <w:tcPr>
-            <w:tcW w:w="4820" w:type="dxa"/>
-          </w:tcPr>
-          <w:p>
-            <w:pPr>
-              <w:jc w:val="center"/>
-              <w:rPr>
-                <w:rFonts w:ascii="Arial" w:hAnsi="Arial" w:cs="Arial"/>
-                <w:b/>
-              </w:rPr>
-            </w:pPr>
-            <w:r>
-              <w:rPr>
-                <w:rFonts w:ascii="Arial" w:hAnsi="Arial" w:cs="Arial"/>
-                <w:b/>
-              </w:rPr>
-              <w:t>Principais Alterações</w:t>
-            </w:r>
-          </w:p>
-        </w:tc>
-      </w:tr>
-      <w:tr>
-        <w:tc>
-          <w:tcPr>
-            <w:tcW w:w="993" w:type="dxa"/>
-          </w:tcPr>
-          <w:p>
-            <w:pPr>
-              <w:rPr>
-                <w:rFonts w:ascii="Arial" w:hAnsi="Arial" w:cs="Arial"/>
-              </w:rPr>
-            </w:pPr>
-            <w:r>
-              <w:rPr>
-                <w:rFonts w:ascii="Arial" w:hAnsi="Arial" w:cs="Arial"/>
-              </w:rPr>
-              <w:t>1.0</w:t>
-            </w:r>
-          </w:p>
-        </w:tc>
-        <w:tc>
-          <w:tcPr>
-            <w:tcW w:w="2551" w:type="dxa"/>
-          </w:tcPr>
-          <w:p>
-            <w:pPr>
-              <w:jc w:val="center"/>
-              <w:rPr>
-                <w:rFonts w:ascii="Arial" w:hAnsi="Arial" w:cs="Arial"/>
-                <w:color w:val="2E74B5"/>
-              </w:rPr>
-            </w:pPr>
-            <w:r>
-              <w:rPr>
-                <w:rFonts w:ascii="Arial" w:hAnsi="Arial" w:cs="Arial"/>
-                <w:color w:val="2E74B5"/>
-              </w:rPr>
-              <w:t>&lt; Autor da Mudança &gt;</w:t>
-            </w:r>
-          </w:p>
-        </w:tc>
-        <w:tc>
-          <w:tcPr>
-            <w:tcW w:w="1701" w:type="dxa"/>
-          </w:tcPr>
-          <w:p>
-            <w:pPr>
-              <w:jc w:val="center"/>
-              <w:rPr>
-                <w:rFonts w:ascii="Arial" w:hAnsi="Arial" w:cs="Arial"/>
-                <w:color w:val="2E74B5"/>
-              </w:rPr>
-            </w:pPr>
-            <w:r>
-              <w:rPr>
-                <w:rFonts w:ascii="Arial" w:hAnsi="Arial" w:cs="Arial"/>
-              </w:rPr>
-              <w:t>data</w:t>
-            </w:r>
-          </w:p>
-        </w:tc>
-        <w:tc>
-          <w:tcPr>
-            <w:tcW w:w="4820" w:type="dxa"/>
-          </w:tcPr>
-          <w:p>
-            <w:pPr>
-              <w:jc w:val="center"/>
-              <w:rPr>
-                <w:rFonts w:ascii="Arial" w:hAnsi="Arial" w:cs="Arial"/>
-              </w:rPr>
-            </w:pPr>
-            <w:r>
-              <w:rPr>
-                <w:rFonts w:ascii="Arial" w:hAnsi="Arial" w:cs="Arial"/>
-              </w:rPr>
-              <w:t>Versão inicial</w:t>
-            </w:r>
-          </w:p>
-        </w:tc>
-      </w:tr>
-      <w:tr>
-        <w:tc>
-          <w:tcPr>
-            <w:tcW w:w="993" w:type="dxa"/>
-          </w:tcPr>
-          <w:p>
-            <w:pPr>
-              <w:rPr>
-                <w:rFonts w:ascii="Arial" w:hAnsi="Arial" w:cs="Arial"/>
-              </w:rPr>
-            </w:pPr>
-          </w:p>
-        </w:tc>
-        <w:tc>
-          <w:tcPr>
-            <w:tcW w:w="2551" w:type="dxa"/>
-          </w:tcPr>
-          <w:p>
-            <w:pPr>
-              <w:rPr>
-                <w:rFonts w:ascii="Arial" w:hAnsi="Arial" w:cs="Arial"/>
-              </w:rPr>
-            </w:pPr>
-          </w:p>
-        </w:tc>
-        <w:tc>
-          <w:tcPr>
-            <w:tcW w:w="1701" w:type="dxa"/>
-          </w:tcPr>
-          <w:p>
-            <w:pPr>
-              <w:rPr>
-                <w:rFonts w:ascii="Arial" w:hAnsi="Arial" w:cs="Arial"/>
-              </w:rPr>
-            </w:pPr>
-          </w:p>
-        </w:tc>
-        <w:tc>
-          <w:tcPr>
-            <w:tcW w:w="4820" w:type="dxa"/>
-          </w:tcPr>
-          <w:p>
-            <w:pPr>
-              <w:rPr>
-                <w:rFonts w:ascii="Arial" w:hAnsi="Arial" w:cs="Arial"/>
-              </w:rPr>
-            </w:pPr>
-          </w:p>
-        </w:tc>
-      </w:tr>
-    </w:tbl>
-    <w:p>
-      <w:pPr>
-        <w:rPr>
-          <w:rFonts w:ascii="Arial" w:hAnsi="Arial" w:cs="Arial"/>
-          <w:b/>
-          <w:bCs/>
-          <w:color w:val="000000"/>
-        </w:rPr>
-      </w:pPr>
-    </w:p>
-    <w:p>
-      <w:pPr>
-        <w:rPr>
-          <w:rFonts w:ascii="Arial" w:hAnsi="Arial" w:cs="Arial"/>
-          <w:b/>
-          <w:bCs/>
-          <w:color w:val="000000"/>
-        </w:rPr>
-      </w:pPr>
-    </w:p>
-    <w:p>
-      <w:pPr>
-        <w:ind w:left="142"/>
-        <w:rPr>
-          <w:rFonts w:ascii="Arial" w:hAnsi="Arial" w:cs="Arial"/>
-          <w:b/>
-        </w:rPr>
-      </w:pPr>
-    </w:p>
-    <w:p>
-      <w:pPr>
-        <w:rPr>
-          <w:rFonts w:ascii="Arial" w:hAnsi="Arial" w:cs="Arial"/>
-          <w:b/>
-        </w:rPr>
-      </w:pPr>
-      <w:r>
-        <w:rPr>
-          <w:rFonts w:ascii="Arial" w:hAnsi="Arial" w:cs="Arial"/>
-          <w:b/>
-        </w:rPr>
-        <w:t>Histórico do Template:</w:t>
-      </w:r>
-    </w:p>
-    <w:p>
-      <w:pPr>
-        <w:rPr>
-          <w:rFonts w:ascii="Arial" w:hAnsi="Arial" w:cs="Arial"/>
-        </w:rPr>
-      </w:pPr>
-    </w:p>
-    <w:tbl>
-      <w:tblPr>
-        <w:tblW w:w="10065" w:type="dxa"/>
-        <w:tblInd w:w="108" w:type="dxa"/>
-        <w:tblBorders>
-          <w:top w:val="single" w:sz="4" w:space="0" w:color="auto"/>
-          <w:left w:val="single" w:sz="4" w:space="0" w:color="auto"/>
-          <w:bottom w:val="single" w:sz="4" w:space="0" w:color="auto"/>
-          <w:right w:val="single" w:sz="4" w:space="0" w:color="auto"/>
-          <w:insideH w:val="single" w:sz="4" w:space="0" w:color="auto"/>
-          <w:insideV w:val="single" w:sz="4" w:space="0" w:color="auto"/>
-        </w:tblBorders>
-        <w:tblLayout w:type="fixed"/>
-        <w:tblLook w:val="04A0" w:firstRow="1" w:lastRow="0" w:firstColumn="1" w:lastColumn="0" w:noHBand="0" w:noVBand="1"/>
-      </w:tblPr>
-      <w:tblGrid>
-        <w:gridCol w:w="993"/>
-        <w:gridCol w:w="1701"/>
-        <w:gridCol w:w="7371"/>
-      </w:tblGrid>
-      <w:tr>
-        <w:tc>
-          <w:tcPr>
-            <w:tcW w:w="993" w:type="dxa"/>
-          </w:tcPr>
-          <w:p>
-            <w:pPr>
-              <w:jc w:val="center"/>
-              <w:rPr>
-                <w:rFonts w:ascii="Arial" w:hAnsi="Arial" w:cs="Arial"/>
-                <w:b/>
-              </w:rPr>
-            </w:pPr>
-            <w:r>
-              <w:rPr>
-                <w:rFonts w:ascii="Arial" w:hAnsi="Arial" w:cs="Arial"/>
-                <w:b/>
-              </w:rPr>
-              <w:t>Versão</w:t>
-            </w:r>
-          </w:p>
-        </w:tc>
-        <w:tc>
-          <w:tcPr>
-            <w:tcW w:w="1701" w:type="dxa"/>
-          </w:tcPr>
-          <w:p>
-            <w:pPr>
-              <w:jc w:val="center"/>
-              <w:rPr>
-                <w:rFonts w:ascii="Arial" w:hAnsi="Arial" w:cs="Arial"/>
-                <w:b/>
-              </w:rPr>
-            </w:pPr>
-            <w:r>
-              <w:rPr>
-                <w:rFonts w:ascii="Arial" w:hAnsi="Arial" w:cs="Arial"/>
-                <w:b/>
-              </w:rPr>
-              <w:t>Data</w:t>
-            </w:r>
-          </w:p>
-        </w:tc>
-        <w:tc>
-          <w:tcPr>
-            <w:tcW w:w="7371" w:type="dxa"/>
-          </w:tcPr>
-          <w:p>
-            <w:pPr>
-              <w:jc w:val="center"/>
-              <w:rPr>
-                <w:rFonts w:ascii="Arial" w:hAnsi="Arial" w:cs="Arial"/>
-                <w:b/>
-              </w:rPr>
-            </w:pPr>
-            <w:r>
-              <w:rPr>
-                <w:rFonts w:ascii="Arial" w:hAnsi="Arial" w:cs="Arial"/>
-                <w:b/>
-              </w:rPr>
-              <w:t>Principais Alterações</w:t>
-            </w:r>
-          </w:p>
-        </w:tc>
-      </w:tr>
-      <w:tr>
-        <w:tc>
-          <w:tcPr>
-            <w:tcW w:w="993" w:type="dxa"/>
-          </w:tcPr>
-          <w:p>
-            <w:pPr>
-              <w:rPr>
-                <w:rFonts w:ascii="Arial" w:hAnsi="Arial" w:cs="Arial"/>
-              </w:rPr>
-            </w:pPr>
-            <w:r>
-              <w:rPr>
-                <w:rFonts w:ascii="Arial" w:hAnsi="Arial" w:cs="Arial"/>
-              </w:rPr>
-              <w:t>1.0</w:t>
-            </w:r>
-          </w:p>
-        </w:tc>
-        <w:tc>
-          <w:tcPr>
-            <w:tcW w:w="1701" w:type="dxa"/>
-          </w:tcPr>
-          <w:p>
-            <w:pPr>
-              <w:jc w:val="center"/>
-              <w:rPr>
-                <w:rFonts w:ascii="Arial" w:hAnsi="Arial" w:cs="Arial"/>
-              </w:rPr>
-            </w:pPr>
-            <w:r>
-              <w:rPr>
-                <w:rFonts w:ascii="Arial" w:hAnsi="Arial" w:cs="Arial"/>
-              </w:rPr>
-              <w:t>09</w:t>
-            </w:r>
-            <w:r>
-              <w:rPr>
-                <w:rFonts w:ascii="Arial" w:hAnsi="Arial" w:cs="Arial"/>
-              </w:rPr>
-              <w:t>/</w:t>
-            </w:r>
-            <w:r>
-              <w:rPr>
-                <w:rFonts w:ascii="Arial" w:hAnsi="Arial" w:cs="Arial"/>
-              </w:rPr>
-              <w:t>06</w:t>
-            </w:r>
-            <w:r>
-              <w:rPr>
-                <w:rFonts w:ascii="Arial" w:hAnsi="Arial" w:cs="Arial"/>
-              </w:rPr>
-              <w:t>/20</w:t>
-            </w:r>
-            <w:r>
-              <w:rPr>
-                <w:rFonts w:ascii="Arial" w:hAnsi="Arial" w:cs="Arial"/>
-              </w:rPr>
-              <w:t>25</w:t>
-            </w:r>
-          </w:p>
-        </w:tc>
-        <w:tc>
-          <w:tcPr>
-            <w:tcW w:w="7371" w:type="dxa"/>
-          </w:tcPr>
-          <w:p>
-            <w:pPr>
-              <w:rPr>
-                <w:rFonts w:ascii="Arial" w:hAnsi="Arial" w:cs="Arial"/>
-              </w:rPr>
-            </w:pPr>
-            <w:r>
-              <w:rPr>
-                <w:rFonts w:ascii="Arial" w:hAnsi="Arial" w:cs="Arial"/>
-              </w:rPr>
-              <w:t>Versão Inicial</w:t>
-            </w:r>
-          </w:p>
-        </w:tc>
-      </w:tr>
-    </w:tbl>
-    <w:p>
-      <w:pPr>
-        <w:rPr>
-          <w:rFonts w:ascii="Arial" w:hAnsi="Arial" w:cs="Arial"/>
-        </w:rPr>
-      </w:pPr>
-    </w:p>
     <w:sectPr>
-      <w:headerReference w:type="default" r:id="rId8"/>
-      <w:footerReference w:type="default" r:id="rId9"/>
+      <w:footerReference w:type="default" r:id="rId8"/>
       <w:pgSz w:w="11907" w:h="16840" w:code="9"/>
       <w:pgMar w:top="1722" w:right="851" w:bottom="1134" w:left="992" w:header="284" w:footer="737" w:gutter="0"/>
       <w:cols w:space="720"/>
@@ -1612,169 +934,6 @@
     <w:r>
       <w:rPr>
         <w:rFonts w:ascii="Arial" w:hAnsi="Arial" w:cs="Arial"/>
-        <w:sz w:val="16"/>
-        <w:szCs w:val="16"/>
-      </w:rPr>
-      <w:t>CONFIDENCIAL - As informações contidas neste documento são de propriedade da</w:t>
-    </w:r>
-    <w:r>
-      <w:rPr>
-        <w:rFonts w:ascii="Arial" w:hAnsi="Arial" w:cs="Arial"/>
-        <w:b/>
-        <w:sz w:val="16"/>
-        <w:szCs w:val="16"/>
-      </w:rPr>
-      <w:t xml:space="preserve"> 4win</w:t>
-    </w:r>
-    <w:r>
-      <w:rPr>
-        <w:rFonts w:ascii="Arial" w:hAnsi="Arial" w:cs="Arial"/>
-        <w:sz w:val="16"/>
-        <w:szCs w:val="16"/>
-      </w:rPr>
-      <w:t>, sendo sua utilização permitida apenas, e tão somente, para uso interno, não podendo ser utilizada como fonte de informação para terceiros.</w:t>
-    </w:r>
-    <w:r>
-      <w:rPr>
-        <w:rFonts w:ascii="Arial" w:eastAsia="Calibri" w:hAnsi="Arial" w:cs="Arial"/>
-        <w:sz w:val="16"/>
-        <w:szCs w:val="16"/>
-      </w:rPr>
-      <w:br/>
-    </w:r>
-    <w:r>
-      <w:rPr>
-        <w:rFonts w:ascii="Arial" w:hAnsi="Arial" w:cs="Arial"/>
-        <w:snapToGrid w:val="0"/>
-        <w:color w:val="000000"/>
-        <w:sz w:val="16"/>
-        <w:szCs w:val="16"/>
-      </w:rPr>
-      <w:br/>
-    </w:r>
-    <w:r>
-      <w:rPr>
-        <w:rFonts w:ascii="Arial" w:hAnsi="Arial" w:cs="Arial"/>
-        <w:snapToGrid w:val="0"/>
-        <w:color w:val="000000"/>
-        <w:sz w:val="16"/>
-        <w:szCs w:val="16"/>
-      </w:rPr>
-      <w:t>Evidência de Testes</w:t>
-    </w:r>
-    <w:r>
-      <w:rPr>
-        <w:rFonts w:ascii="Arial" w:hAnsi="Arial" w:cs="Arial"/>
-        <w:snapToGrid w:val="0"/>
-        <w:color w:val="000000"/>
-        <w:sz w:val="16"/>
-        <w:szCs w:val="16"/>
-      </w:rPr>
-      <w:tab/>
-    </w:r>
-    <w:r>
-      <w:rPr>
-        <w:rFonts w:ascii="Arial" w:hAnsi="Arial" w:cs="Arial"/>
-        <w:snapToGrid w:val="0"/>
-        <w:color w:val="000000"/>
-        <w:sz w:val="16"/>
-        <w:szCs w:val="16"/>
-      </w:rPr>
-      <w:tab/>
-    </w:r>
-    <w:r>
-      <w:rPr>
-        <w:rFonts w:ascii="Arial" w:hAnsi="Arial" w:cs="Arial"/>
-        <w:snapToGrid w:val="0"/>
-        <w:color w:val="000000"/>
-        <w:sz w:val="16"/>
-        <w:szCs w:val="16"/>
-      </w:rPr>
-      <w:t>V_1.</w:t>
-    </w:r>
-    <w:r>
-      <w:rPr>
-        <w:rFonts w:ascii="Arial" w:hAnsi="Arial" w:cs="Arial"/>
-        <w:snapToGrid w:val="0"/>
-        <w:color w:val="000000"/>
-        <w:sz w:val="16"/>
-        <w:szCs w:val="16"/>
-      </w:rPr>
-      <w:t>6</w:t>
-    </w:r>
-    <w:r>
-      <w:rPr>
-        <w:rFonts w:ascii="Arial" w:hAnsi="Arial" w:cs="Arial"/>
-        <w:snapToGrid w:val="0"/>
-        <w:color w:val="000000"/>
-        <w:sz w:val="16"/>
-        <w:szCs w:val="16"/>
-      </w:rPr>
-      <w:t>_</w:t>
-    </w:r>
-    <w:r>
-      <w:rPr>
-        <w:rFonts w:ascii="Arial" w:hAnsi="Arial" w:cs="Arial"/>
-        <w:snapToGrid w:val="0"/>
-        <w:color w:val="000000"/>
-        <w:sz w:val="16"/>
-        <w:szCs w:val="16"/>
-      </w:rPr>
-      <w:t>09</w:t>
-    </w:r>
-    <w:r>
-      <w:rPr>
-        <w:rFonts w:ascii="Arial" w:hAnsi="Arial" w:cs="Arial"/>
-        <w:snapToGrid w:val="0"/>
-        <w:color w:val="000000"/>
-        <w:sz w:val="16"/>
-        <w:szCs w:val="16"/>
-      </w:rPr>
-      <w:t>/</w:t>
-    </w:r>
-    <w:r>
-      <w:rPr>
-        <w:rFonts w:ascii="Arial" w:hAnsi="Arial" w:cs="Arial"/>
-        <w:snapToGrid w:val="0"/>
-        <w:color w:val="000000"/>
-        <w:sz w:val="16"/>
-        <w:szCs w:val="16"/>
-      </w:rPr>
-      <w:t>06</w:t>
-    </w:r>
-    <w:r>
-      <w:rPr>
-        <w:rFonts w:ascii="Arial" w:hAnsi="Arial" w:cs="Arial"/>
-        <w:snapToGrid w:val="0"/>
-        <w:color w:val="000000"/>
-        <w:sz w:val="16"/>
-        <w:szCs w:val="16"/>
-      </w:rPr>
-      <w:t>/202</w:t>
-    </w:r>
-    <w:r>
-      <w:rPr>
-        <w:rFonts w:ascii="Arial" w:hAnsi="Arial" w:cs="Arial"/>
-        <w:snapToGrid w:val="0"/>
-        <w:color w:val="000000"/>
-        <w:sz w:val="16"/>
-        <w:szCs w:val="16"/>
-      </w:rPr>
-      <w:t>5</w:t>
-    </w:r>
-    <w:r>
-      <w:rPr>
-        <w:rFonts w:ascii="Arial" w:hAnsi="Arial" w:cs="Arial"/>
-        <w:snapToGrid w:val="0"/>
-        <w:color w:val="000000"/>
-        <w:sz w:val="16"/>
-        <w:szCs w:val="16"/>
-      </w:rPr>
-      <w:t xml:space="preserve">   </w:t>
-    </w:r>
-    <w:r>
-      <w:rPr>
-        <w:rFonts w:ascii="Arial" w:hAnsi="Arial" w:cs="Arial"/>
         <w:snapToGrid w:val="0"/>
         <w:color w:val="000000"/>
         <w:sz w:val="16"/>
@@ -1928,172 +1087,6 @@
     <w:p/>
   </w:footnote>
 </w:footnotes>
-</file>
-
-<file path=word/header1.xml><?xml version="1.0" encoding="utf-8"?>
-<w:hdr xmlns:wpc="http://schemas.microsoft.com/office/word/2010/wordprocessingCanvas" xmlns:cx="http://schemas.microsoft.com/office/drawing/2014/chartex" xmlns:cx1="http://schemas.microsoft.com/office/drawing/2015/9/8/chartex" xmlns:cx2="http://schemas.microsoft.com/office/drawing/2015/10/21/chartex" xmlns:cx3="http://schemas.microsoft.com/office/drawing/2016/5/9/chartex" xmlns:cx4="http://schemas.microsoft.com/office/drawing/2016/5/10/chartex" xmlns:cx5="http://schemas.microsoft.com/office/drawing/2016/5/11/chartex" xmlns:cx6="http://schemas.microsoft.com/office/drawing/2016/5/12/chartex" xmlns:cx7="http://schemas.microsoft.com/office/drawing/2016/5/13/chartex" xmlns:cx8="http://schemas.microsoft.com/office/drawing/2016/5/14/chartex" xmlns:mc="http://schemas.openxmlformats.org/markup-compatibility/2006" xmlns:aink="http://schemas.microsoft.com/office/drawing/2016/ink" xmlns:am3d="http://schemas.microsoft.com/office/drawing/2017/model3d" xmlns:o="urn:schemas-microsoft-com:office:office" xmlns:oel="http://schemas.microsoft.com/office/2019/extlst" xmlns:r="http://schemas.openxmlformats.org/officeDocument/2006/relationships" xmlns:m="http://schemas.openxmlformats.org/officeDocument/2006/math" xmlns:v="urn:schemas-microsoft-com:vml" xmlns:wp14="http://schemas.microsoft.com/office/word/2010/wordprocessingDrawing" xmlns:wp="http://schemas.openxmlformats.org/drawingml/2006/wordprocessingDrawing" xmlns:w10="urn:schemas-microsoft-com:office:word" xmlns:w="http://schemas.openxmlformats.org/wordprocessingml/2006/main" xmlns:w14="http://schemas.microsoft.com/office/word/2010/wordml" xmlns:w15="http://schemas.microsoft.com/office/word/2012/wordml" xmlns:w16cex="http://schemas.microsoft.com/office/word/2018/wordml/cex" xmlns:w16cid="http://schemas.microsoft.com/office/word/2016/wordml/cid" xmlns:w16="http://schemas.microsoft.com/office/word/2018/wordml" xmlns:w16du="http://schemas.microsoft.com/office/word/2023/wordml/word16du" xmlns:w16sdtdh="http://schemas.microsoft.com/office/word/2020/wordml/sdtdatahash" xmlns:w16sdtfl="http://schemas.microsoft.com/office/word/2024/wordml/sdtformatlock" xmlns:w16se="http://schemas.microsoft.com/office/word/2015/wordml/symex" xmlns:wpg="http://schemas.microsoft.com/office/word/2010/wordprocessingGroup" xmlns:wpi="http://schemas.microsoft.com/office/word/2010/wordprocessingInk" xmlns:wne="http://schemas.microsoft.com/office/word/2006/wordml" xmlns:wps="http://schemas.microsoft.com/office/word/2010/wordprocessingShape" mc:Ignorable="w14 w15 w16se w16cid w16 w16cex w16sdtdh w16sdtfl w16du wp14">
-  <w:tbl>
-    <w:tblPr>
-      <w:tblW w:w="10063" w:type="dxa"/>
-      <w:jc w:val="center"/>
-      <w:tblBorders>
-        <w:top w:val="single" w:sz="6" w:space="0" w:color="auto"/>
-        <w:left w:val="single" w:sz="6" w:space="0" w:color="auto"/>
-        <w:bottom w:val="single" w:sz="6" w:space="0" w:color="auto"/>
-        <w:right w:val="single" w:sz="6" w:space="0" w:color="auto"/>
-        <w:insideH w:val="single" w:sz="6" w:space="0" w:color="auto"/>
-        <w:insideV w:val="single" w:sz="6" w:space="0" w:color="auto"/>
-      </w:tblBorders>
-      <w:tblLayout w:type="fixed"/>
-      <w:tblCellMar>
-        <w:left w:w="70" w:type="dxa"/>
-        <w:right w:w="70" w:type="dxa"/>
-      </w:tblCellMar>
-      <w:tblLook w:val="0000" w:firstRow="0" w:lastRow="0" w:firstColumn="0" w:lastColumn="0" w:noHBand="0" w:noVBand="0"/>
-    </w:tblPr>
-    <w:tblGrid>
-      <w:gridCol w:w="6989"/>
-      <w:gridCol w:w="3074"/>
-    </w:tblGrid>
-    <w:tr>
-      <w:trPr>
-        <w:cantSplit/>
-        <w:trHeight w:val="269"/>
-        <w:jc w:val="center"/>
-      </w:trPr>
-      <w:tc>
-        <w:tcPr>
-          <w:tcW w:w="6989" w:type="dxa"/>
-          <w:vMerge w:val="restart"/>
-          <w:shd w:val="clear" w:color="auto" w:fill="auto"/>
-          <w:vAlign w:val="center"/>
-        </w:tcPr>
-        <w:p>
-          <w:pPr>
-            <w:pStyle w:val="SemEspaamento"/>
-            <w:jc w:val="center"/>
-            <w:rPr>
-              <w:b/>
-            </w:rPr>
-          </w:pPr>
-          <w:r>
-            <w:rPr>
-              <w:b/>
-              <w:sz w:val="28"/>
-              <w:szCs w:val="28"/>
-            </w:rPr>
-            <w:t xml:space="preserve">Evidência de </w:t>
-          </w:r>
-          <w:r>
-            <w:rPr>
-              <w:b/>
-              <w:sz w:val="28"/>
-              <w:szCs w:val="28"/>
-            </w:rPr>
-            <w:t>t</w:t>
-          </w:r>
-          <w:r>
-            <w:rPr>
-              <w:b/>
-              <w:sz w:val="28"/>
-              <w:szCs w:val="28"/>
-            </w:rPr>
-            <w:t>este</w:t>
-          </w:r>
-          <w:r>
-            <w:rPr>
-              <w:b/>
-              <w:sz w:val="28"/>
-              <w:szCs w:val="28"/>
-            </w:rPr>
-            <w:t xml:space="preserve"> automatizado</w:t>
-          </w:r>
-        </w:p>
-      </w:tc>
-      <w:tc>
-        <w:tcPr>
-          <w:tcW w:w="3074" w:type="dxa"/>
-          <w:vMerge w:val="restart"/>
-          <w:shd w:val="clear" w:color="auto" w:fill="auto"/>
-          <w:vAlign w:val="center"/>
-        </w:tcPr>
-        <w:p>
-          <w:pPr>
-            <w:pStyle w:val="CabealhoHeader1h"/>
-            <w:jc w:val="center"/>
-            <w:rPr>
-              <w:rFonts w:ascii="Tahoma" w:hAnsi="Tahoma"/>
-              <w:b/>
-              <w:sz w:val="30"/>
-            </w:rPr>
-          </w:pPr>
-          <w:r>
-            <w:rPr>
-              <w:rFonts w:ascii="Tahoma" w:hAnsi="Tahoma"/>
-              <w:b/>
-              <w:noProof/>
-              <w:sz w:val="30"/>
-              <w:lang w:eastAsia="pt-BR"/>
-            </w:rPr>
-            <w:t>Logo</w:t>
-          </w:r>
-        </w:p>
-      </w:tc>
-    </w:tr>
-    <w:tr>
-      <w:trPr>
-        <w:cantSplit/>
-        <w:trHeight w:val="836"/>
-        <w:jc w:val="center"/>
-      </w:trPr>
-      <w:tc>
-        <w:tcPr>
-          <w:tcW w:w="6989" w:type="dxa"/>
-          <w:vMerge/>
-          <w:shd w:val="clear" w:color="auto" w:fill="auto"/>
-        </w:tcPr>
-        <w:p>
-          <w:pPr>
-            <w:pStyle w:val="CabealhoHeader1h"/>
-            <w:rPr>
-              <w:rFonts w:ascii="Tahoma" w:hAnsi="Tahoma"/>
-            </w:rPr>
-          </w:pPr>
-        </w:p>
-      </w:tc>
-      <w:tc>
-        <w:tcPr>
-          <w:tcW w:w="3074" w:type="dxa"/>
-          <w:vMerge/>
-          <w:shd w:val="clear" w:color="auto" w:fill="auto"/>
-        </w:tcPr>
-        <w:p>
-          <w:pPr>
-            <w:pStyle w:val="CabealhoHeader1h"/>
-            <w:rPr>
-              <w:rFonts w:ascii="Tahoma" w:hAnsi="Tahoma"/>
-            </w:rPr>
-          </w:pPr>
-        </w:p>
-      </w:tc>
-    </w:tr>
-  </w:tbl>
-  <w:p>
-    <w:pPr>
-      <w:pStyle w:val="Cabealho"/>
-      <w:pBdr>
-        <w:bottom w:val="single" w:sz="4" w:space="1" w:color="auto"/>
-      </w:pBdr>
-      <w:tabs>
-        <w:tab w:val="clear" w:pos="8838"/>
-      </w:tabs>
-      <w:rPr>
-        <w:rFonts w:ascii="Verdana" w:hAnsi="Verdana"/>
-        <w:noProof/>
-      </w:rPr>
-    </w:pPr>
-  </w:p>
-</w:hdr>
 </file>
 
 <file path=word/numbering.xml><?xml version="1.0" encoding="utf-8"?>
